--- a/documents/Report Nuggets.docx
+++ b/documents/Report Nuggets.docx
@@ -5,6 +5,613 @@
     <w:p>
       <w:r>
         <w:t>Because College Scorecard program-level data are reported at the four-digit CIP classification level, IPEDS completions data were aggregated from six-digit CIP codes to four-digit program families to ensure consistent analytical granularity across datasets. This aggregation enables valid integration while preserving semantic consistency between outcome and production measures.”</w:t>
+      </w:r>
+    </w:p>
+    <w:p>
+      <w:pPr>
+        <w:rPr>
+          <w:b/>
+          <w:bCs/>
+        </w:rPr>
+      </w:pPr>
+      <w:r>
+        <w:rPr>
+          <w:b/>
+          <w:bCs/>
+        </w:rPr>
+        <w:t>Project Structure</w:t>
+      </w:r>
+    </w:p>
+    <w:p>
+      <w:pPr>
+        <w:rPr>
+          <w:b/>
+          <w:bCs/>
+        </w:rPr>
+      </w:pPr>
+      <w:r>
+        <w:rPr>
+          <w:b/>
+          <w:bCs/>
+        </w:rPr>
+        <w:t>Dataset 1 — Completions (Production Pipeline)</w:t>
+      </w:r>
+    </w:p>
+    <w:p>
+      <w:r>
+        <w:rPr>
+          <w:b/>
+          <w:bCs/>
+        </w:rPr>
+        <w:t>Source:</w:t>
+      </w:r>
+      <w:r>
+        <w:t xml:space="preserve"> IPEDS</w:t>
+      </w:r>
+      <w:r>
+        <w:br/>
+      </w:r>
+      <w:r>
+        <w:rPr>
+          <w:b/>
+          <w:bCs/>
+        </w:rPr>
+        <w:t>Focus:</w:t>
+      </w:r>
+    </w:p>
+    <w:p>
+      <w:pPr>
+        <w:numPr>
+          <w:ilvl w:val="0"/>
+          <w:numId w:val="1"/>
+        </w:numPr>
+      </w:pPr>
+      <w:r>
+        <w:t>What is being produced</w:t>
+      </w:r>
+    </w:p>
+    <w:p>
+      <w:pPr>
+        <w:numPr>
+          <w:ilvl w:val="0"/>
+          <w:numId w:val="1"/>
+        </w:numPr>
+      </w:pPr>
+      <w:r>
+        <w:t>Where</w:t>
+      </w:r>
+    </w:p>
+    <w:p>
+      <w:pPr>
+        <w:numPr>
+          <w:ilvl w:val="0"/>
+          <w:numId w:val="1"/>
+        </w:numPr>
+      </w:pPr>
+      <w:r>
+        <w:t>At what credential level</w:t>
+      </w:r>
+    </w:p>
+    <w:p>
+      <w:pPr>
+        <w:numPr>
+          <w:ilvl w:val="0"/>
+          <w:numId w:val="1"/>
+        </w:numPr>
+      </w:pPr>
+      <w:r>
+        <w:t>In which fields</w:t>
+      </w:r>
+    </w:p>
+    <w:p>
+      <w:r>
+        <w:rPr>
+          <w:b/>
+          <w:bCs/>
+        </w:rPr>
+        <w:t>Questions:</w:t>
+      </w:r>
+    </w:p>
+    <w:p>
+      <w:pPr>
+        <w:numPr>
+          <w:ilvl w:val="0"/>
+          <w:numId w:val="2"/>
+        </w:numPr>
+      </w:pPr>
+      <w:r>
+        <w:t>Which programs dominate completions?</w:t>
+      </w:r>
+    </w:p>
+    <w:p>
+      <w:pPr>
+        <w:numPr>
+          <w:ilvl w:val="0"/>
+          <w:numId w:val="2"/>
+        </w:numPr>
+      </w:pPr>
+      <w:r>
+        <w:t>Which institutions produce the most graduates?</w:t>
+      </w:r>
+    </w:p>
+    <w:p>
+      <w:pPr>
+        <w:numPr>
+          <w:ilvl w:val="0"/>
+          <w:numId w:val="2"/>
+        </w:numPr>
+      </w:pPr>
+      <w:r>
+        <w:t>Which credential levels dominate output?</w:t>
+      </w:r>
+    </w:p>
+    <w:p>
+      <w:pPr>
+        <w:numPr>
+          <w:ilvl w:val="0"/>
+          <w:numId w:val="2"/>
+        </w:numPr>
+      </w:pPr>
+      <w:r>
+        <w:t>How concentrated is production?</w:t>
+      </w:r>
+    </w:p>
+    <w:p>
+      <w:r>
+        <w:pict w14:anchorId="15F25D63">
+          <v:rect id="_x0000_i1043" style="width:0;height:1.5pt" o:hralign="center" o:hrstd="t" o:hr="t" fillcolor="#a0a0a0" stroked="f"/>
+        </w:pict>
+      </w:r>
+    </w:p>
+    <w:p>
+      <w:pPr>
+        <w:rPr>
+          <w:b/>
+          <w:bCs/>
+        </w:rPr>
+      </w:pPr>
+      <w:r>
+        <w:rPr>
+          <w:b/>
+          <w:bCs/>
+        </w:rPr>
+        <w:t>Dataset 2 — Scorecard (Economic Outcomes)</w:t>
+      </w:r>
+    </w:p>
+    <w:p>
+      <w:r>
+        <w:rPr>
+          <w:b/>
+          <w:bCs/>
+        </w:rPr>
+        <w:t>Source:</w:t>
+      </w:r>
+      <w:r>
+        <w:t xml:space="preserve"> College Scorecard</w:t>
+      </w:r>
+      <w:r>
+        <w:br/>
+      </w:r>
+      <w:r>
+        <w:rPr>
+          <w:b/>
+          <w:bCs/>
+        </w:rPr>
+        <w:t>Focus:</w:t>
+      </w:r>
+    </w:p>
+    <w:p>
+      <w:pPr>
+        <w:numPr>
+          <w:ilvl w:val="0"/>
+          <w:numId w:val="3"/>
+        </w:numPr>
+      </w:pPr>
+      <w:r>
+        <w:t>Earnings outcomes</w:t>
+      </w:r>
+    </w:p>
+    <w:p>
+      <w:pPr>
+        <w:numPr>
+          <w:ilvl w:val="0"/>
+          <w:numId w:val="3"/>
+        </w:numPr>
+      </w:pPr>
+      <w:r>
+        <w:t>Cost structure</w:t>
+      </w:r>
+    </w:p>
+    <w:p>
+      <w:pPr>
+        <w:numPr>
+          <w:ilvl w:val="0"/>
+          <w:numId w:val="3"/>
+        </w:numPr>
+      </w:pPr>
+      <w:r>
+        <w:t>Return signals</w:t>
+      </w:r>
+    </w:p>
+    <w:p>
+      <w:r>
+        <w:rPr>
+          <w:b/>
+          <w:bCs/>
+        </w:rPr>
+        <w:t>Questions:</w:t>
+      </w:r>
+    </w:p>
+    <w:p>
+      <w:pPr>
+        <w:numPr>
+          <w:ilvl w:val="0"/>
+          <w:numId w:val="4"/>
+        </w:numPr>
+      </w:pPr>
+      <w:r>
+        <w:t>Which fields have highest earnings?</w:t>
+      </w:r>
+    </w:p>
+    <w:p>
+      <w:pPr>
+        <w:numPr>
+          <w:ilvl w:val="0"/>
+          <w:numId w:val="4"/>
+        </w:numPr>
+      </w:pPr>
+      <w:r>
+        <w:t>Which credential levels produce highest returns?</w:t>
+      </w:r>
+    </w:p>
+    <w:p>
+      <w:pPr>
+        <w:numPr>
+          <w:ilvl w:val="0"/>
+          <w:numId w:val="4"/>
+        </w:numPr>
+      </w:pPr>
+      <w:r>
+        <w:lastRenderedPageBreak/>
+        <w:t>Which institutions have strongest outcomes?</w:t>
+      </w:r>
+    </w:p>
+    <w:p>
+      <w:pPr>
+        <w:numPr>
+          <w:ilvl w:val="0"/>
+          <w:numId w:val="4"/>
+        </w:numPr>
+      </w:pPr>
+      <w:r>
+        <w:t>Where is ROI strongest/weakest?</w:t>
+      </w:r>
+    </w:p>
+    <w:p>
+      <w:r>
+        <w:pict w14:anchorId="0DF5512C">
+          <v:rect id="_x0000_i1044" style="width:0;height:1.5pt" o:hralign="center" o:hrstd="t" o:hr="t" fillcolor="#a0a0a0" stroked="f"/>
+        </w:pict>
+      </w:r>
+    </w:p>
+    <w:p>
+      <w:pPr>
+        <w:rPr>
+          <w:b/>
+          <w:bCs/>
+        </w:rPr>
+      </w:pPr>
+      <w:r>
+        <w:rPr>
+          <w:b/>
+          <w:bCs/>
+        </w:rPr>
+        <w:t>Analytical Layer — Comparison (NOT JOINED)</w:t>
+      </w:r>
+    </w:p>
+    <w:p>
+      <w:r>
+        <w:rPr>
+          <w:b/>
+          <w:bCs/>
+        </w:rPr>
+        <w:t>Conceptual alignment</w:t>
+      </w:r>
+      <w:r>
+        <w:t>, not relational joins:</w:t>
+      </w:r>
+    </w:p>
+    <w:p>
+      <w:r>
+        <w:t>Examples:</w:t>
+      </w:r>
+    </w:p>
+    <w:p>
+      <w:pPr>
+        <w:numPr>
+          <w:ilvl w:val="0"/>
+          <w:numId w:val="5"/>
+        </w:numPr>
+      </w:pPr>
+      <w:r>
+        <w:t>Compare top CIP fields by completions vs top CIP fields by earnings</w:t>
+      </w:r>
+    </w:p>
+    <w:p>
+      <w:pPr>
+        <w:numPr>
+          <w:ilvl w:val="0"/>
+          <w:numId w:val="5"/>
+        </w:numPr>
+      </w:pPr>
+      <w:r>
+        <w:t>Compare credential production share vs earnings share</w:t>
+      </w:r>
+    </w:p>
+    <w:p>
+      <w:pPr>
+        <w:numPr>
+          <w:ilvl w:val="0"/>
+          <w:numId w:val="5"/>
+        </w:numPr>
+      </w:pPr>
+      <w:r>
+        <w:t>Compare institution production rank vs earnings rank</w:t>
+      </w:r>
+    </w:p>
+    <w:p>
+      <w:pPr>
+        <w:numPr>
+          <w:ilvl w:val="0"/>
+          <w:numId w:val="5"/>
+        </w:numPr>
+      </w:pPr>
+      <w:r>
+        <w:t>Compare cost vs earnings patterns</w:t>
+      </w:r>
+    </w:p>
+    <w:p>
+      <w:r>
+        <w:pict w14:anchorId="1737ACED">
+          <v:rect id="_x0000_i1045" style="width:0;height:1.5pt" o:hralign="center" o:hrstd="t" o:hr="t" fillcolor="#a0a0a0" stroked="f"/>
+        </w:pict>
+      </w:r>
+    </w:p>
+    <w:p>
+      <w:pPr>
+        <w:rPr>
+          <w:b/>
+          <w:bCs/>
+        </w:rPr>
+      </w:pPr>
+      <w:r>
+        <w:rPr>
+          <w:b/>
+          <w:bCs/>
+        </w:rPr>
+        <w:t>What this looks like in Power BI</w:t>
+      </w:r>
+    </w:p>
+    <w:p>
+      <w:pPr>
+        <w:rPr>
+          <w:b/>
+          <w:bCs/>
+        </w:rPr>
+      </w:pPr>
+      <w:r>
+        <w:rPr>
+          <w:b/>
+          <w:bCs/>
+        </w:rPr>
+        <w:t>Page 1 — Production</w:t>
+      </w:r>
+    </w:p>
+    <w:p>
+      <w:pPr>
+        <w:numPr>
+          <w:ilvl w:val="0"/>
+          <w:numId w:val="6"/>
+        </w:numPr>
+      </w:pPr>
+      <w:r>
+        <w:t>Completions by institution</w:t>
+      </w:r>
+    </w:p>
+    <w:p>
+      <w:pPr>
+        <w:numPr>
+          <w:ilvl w:val="0"/>
+          <w:numId w:val="6"/>
+        </w:numPr>
+      </w:pPr>
+      <w:r>
+        <w:t>Completions by CIP</w:t>
+      </w:r>
+    </w:p>
+    <w:p>
+      <w:pPr>
+        <w:numPr>
+          <w:ilvl w:val="0"/>
+          <w:numId w:val="6"/>
+        </w:numPr>
+      </w:pPr>
+      <w:r>
+        <w:t>Completions by credential</w:t>
+      </w:r>
+    </w:p>
+    <w:p>
+      <w:pPr>
+        <w:numPr>
+          <w:ilvl w:val="0"/>
+          <w:numId w:val="6"/>
+        </w:numPr>
+      </w:pPr>
+      <w:r>
+        <w:t>Output concentration</w:t>
+      </w:r>
+    </w:p>
+    <w:p>
+      <w:pPr>
+        <w:numPr>
+          <w:ilvl w:val="0"/>
+          <w:numId w:val="6"/>
+        </w:numPr>
+      </w:pPr>
+      <w:r>
+        <w:t>Pipeline structure</w:t>
+      </w:r>
+    </w:p>
+    <w:p>
+      <w:pPr>
+        <w:rPr>
+          <w:b/>
+          <w:bCs/>
+        </w:rPr>
+      </w:pPr>
+      <w:r>
+        <w:rPr>
+          <w:b/>
+          <w:bCs/>
+        </w:rPr>
+        <w:t>Page 2 — Earnings</w:t>
+      </w:r>
+    </w:p>
+    <w:p>
+      <w:pPr>
+        <w:numPr>
+          <w:ilvl w:val="0"/>
+          <w:numId w:val="7"/>
+        </w:numPr>
+      </w:pPr>
+      <w:r>
+        <w:t>Earnings by CIP</w:t>
+      </w:r>
+    </w:p>
+    <w:p>
+      <w:pPr>
+        <w:numPr>
+          <w:ilvl w:val="0"/>
+          <w:numId w:val="7"/>
+        </w:numPr>
+      </w:pPr>
+      <w:r>
+        <w:t>Earnings by credential</w:t>
+      </w:r>
+    </w:p>
+    <w:p>
+      <w:pPr>
+        <w:numPr>
+          <w:ilvl w:val="0"/>
+          <w:numId w:val="7"/>
+        </w:numPr>
+      </w:pPr>
+      <w:r>
+        <w:t>Earnings by institution</w:t>
+      </w:r>
+    </w:p>
+    <w:p>
+      <w:pPr>
+        <w:numPr>
+          <w:ilvl w:val="0"/>
+          <w:numId w:val="7"/>
+        </w:numPr>
+      </w:pPr>
+      <w:r>
+        <w:t>Cost vs earnings</w:t>
+      </w:r>
+    </w:p>
+    <w:p>
+      <w:pPr>
+        <w:numPr>
+          <w:ilvl w:val="0"/>
+          <w:numId w:val="7"/>
+        </w:numPr>
+      </w:pPr>
+      <w:r>
+        <w:t>ROI indicators</w:t>
+      </w:r>
+    </w:p>
+    <w:p>
+      <w:pPr>
+        <w:rPr>
+          <w:b/>
+          <w:bCs/>
+        </w:rPr>
+      </w:pPr>
+      <w:r>
+        <w:rPr>
+          <w:b/>
+          <w:bCs/>
+        </w:rPr>
+        <w:t>Page 3 — Alignment Analysis</w:t>
+      </w:r>
+    </w:p>
+    <w:p>
+      <w:r>
+        <w:rPr>
+          <w:b/>
+          <w:bCs/>
+        </w:rPr>
+        <w:t>Side-by-side visuals</w:t>
+      </w:r>
+      <w:r>
+        <w:t>:</w:t>
+      </w:r>
+    </w:p>
+    <w:p>
+      <w:pPr>
+        <w:numPr>
+          <w:ilvl w:val="0"/>
+          <w:numId w:val="8"/>
+        </w:numPr>
+      </w:pPr>
+      <w:r>
+        <w:lastRenderedPageBreak/>
+        <w:t>Top 10 CIP by completions vs Top 10 CIP by earnings</w:t>
+      </w:r>
+    </w:p>
+    <w:p>
+      <w:pPr>
+        <w:numPr>
+          <w:ilvl w:val="0"/>
+          <w:numId w:val="8"/>
+        </w:numPr>
+      </w:pPr>
+      <w:r>
+        <w:t>Credential distribution vs earnings distribution</w:t>
+      </w:r>
+    </w:p>
+    <w:p>
+      <w:pPr>
+        <w:numPr>
+          <w:ilvl w:val="0"/>
+          <w:numId w:val="8"/>
+        </w:numPr>
+      </w:pPr>
+      <w:r>
+        <w:t>Institution production vs institution outcomes</w:t>
+      </w:r>
+    </w:p>
+    <w:p>
+      <w:r>
+        <w:t>No joins required.</w:t>
+      </w:r>
+      <w:r>
+        <w:br/>
+        <w:t>No broken totals.</w:t>
+      </w:r>
+      <w:r>
+        <w:br/>
+        <w:t>No fake 33% pies.</w:t>
+      </w:r>
+      <w:r>
+        <w:br/>
+        <w:t>No duplicated completions.</w:t>
+      </w:r>
+      <w:r>
+        <w:br/>
+        <w:t>No model instability.</w:t>
       </w:r>
     </w:p>
     <w:p/>
@@ -18,6 +625,1227 @@
     </w:sectPr>
   </w:body>
 </w:document>
+</file>
+
+<file path=word/numbering.xml><?xml version="1.0" encoding="utf-8"?>
+<w:numbering xmlns:wpc="http://schemas.microsoft.com/office/word/2010/wordprocessingCanvas" xmlns:cx="http://schemas.microsoft.com/office/drawing/2014/chartex" xmlns:cx1="http://schemas.microsoft.com/office/drawing/2015/9/8/chartex" xmlns:cx2="http://schemas.microsoft.com/office/drawing/2015/10/21/chartex" xmlns:cx3="http://schemas.microsoft.com/office/drawing/2016/5/9/chartex" xmlns:cx4="http://schemas.microsoft.com/office/drawing/2016/5/10/chartex" xmlns:cx5="http://schemas.microsoft.com/office/drawing/2016/5/11/chartex" xmlns:cx6="http://schemas.microsoft.com/office/drawing/2016/5/12/chartex" xmlns:cx7="http://schemas.microsoft.com/office/drawing/2016/5/13/chartex" xmlns:cx8="http://schemas.microsoft.com/office/drawing/2016/5/14/chartex" xmlns:mc="http://schemas.openxmlformats.org/markup-compatibility/2006" xmlns:aink="http://schemas.microsoft.com/office/drawing/2016/ink" xmlns:am3d="http://schemas.microsoft.com/office/drawing/2017/model3d" xmlns:o="urn:schemas-microsoft-com:office:office" xmlns:oel="http://schemas.microsoft.com/office/2019/extlst" xmlns:r="http://schemas.openxmlformats.org/officeDocument/2006/relationships" xmlns:m="http://schemas.openxmlformats.org/officeDocument/2006/math" xmlns:v="urn:schemas-microsoft-com:vml" xmlns:wp14="http://schemas.microsoft.com/office/word/2010/wordprocessingDrawing" xmlns:wp="http://schemas.openxmlformats.org/drawingml/2006/wordprocessingDrawing" xmlns:w10="urn:schemas-microsoft-com:office:word" xmlns:w="http://schemas.openxmlformats.org/wordprocessingml/2006/main" xmlns:w14="http://schemas.microsoft.com/office/word/2010/wordml" xmlns:w15="http://schemas.microsoft.com/office/word/2012/wordml" xmlns:w16cex="http://schemas.microsoft.com/office/word/2018/wordml/cex" xmlns:w16cid="http://schemas.microsoft.com/office/word/2016/wordml/cid" xmlns:w16="http://schemas.microsoft.com/office/word/2018/wordml" xmlns:w16du="http://schemas.microsoft.com/office/word/2023/wordml/word16du" xmlns:w16sdtdh="http://schemas.microsoft.com/office/word/2020/wordml/sdtdatahash" xmlns:w16sdtfl="http://schemas.microsoft.com/office/word/2024/wordml/sdtformatlock" xmlns:w16se="http://schemas.microsoft.com/office/word/2015/wordml/symex" xmlns:wpg="http://schemas.microsoft.com/office/word/2010/wordprocessingGroup" xmlns:wpi="http://schemas.microsoft.com/office/word/2010/wordprocessingInk" xmlns:wne="http://schemas.microsoft.com/office/word/2006/wordml" xmlns:wps="http://schemas.microsoft.com/office/word/2010/wordprocessingShape" mc:Ignorable="w14 w15 w16se w16cid w16 w16cex w16sdtdh w16sdtfl w16du wp14">
+  <w:abstractNum w:abstractNumId="0" w15:restartNumberingAfterBreak="0">
+    <w:nsid w:val="1C0A5418"/>
+    <w:multiLevelType w:val="multilevel"/>
+    <w:tmpl w:val="E25EC15E"/>
+    <w:lvl w:ilvl="0">
+      <w:start w:val="1"/>
+      <w:numFmt w:val="bullet"/>
+      <w:lvlText w:val=""/>
+      <w:lvlJc w:val="left"/>
+      <w:pPr>
+        <w:tabs>
+          <w:tab w:val="num" w:pos="720"/>
+        </w:tabs>
+        <w:ind w:left="720" w:hanging="360"/>
+      </w:pPr>
+      <w:rPr>
+        <w:rFonts w:ascii="Symbol" w:hAnsi="Symbol" w:hint="default"/>
+        <w:sz w:val="20"/>
+      </w:rPr>
+    </w:lvl>
+    <w:lvl w:ilvl="1" w:tentative="1">
+      <w:start w:val="1"/>
+      <w:numFmt w:val="bullet"/>
+      <w:lvlText w:val="o"/>
+      <w:lvlJc w:val="left"/>
+      <w:pPr>
+        <w:tabs>
+          <w:tab w:val="num" w:pos="1440"/>
+        </w:tabs>
+        <w:ind w:left="1440" w:hanging="360"/>
+      </w:pPr>
+      <w:rPr>
+        <w:rFonts w:ascii="Courier New" w:hAnsi="Courier New" w:hint="default"/>
+        <w:sz w:val="20"/>
+      </w:rPr>
+    </w:lvl>
+    <w:lvl w:ilvl="2" w:tentative="1">
+      <w:start w:val="1"/>
+      <w:numFmt w:val="bullet"/>
+      <w:lvlText w:val=""/>
+      <w:lvlJc w:val="left"/>
+      <w:pPr>
+        <w:tabs>
+          <w:tab w:val="num" w:pos="2160"/>
+        </w:tabs>
+        <w:ind w:left="2160" w:hanging="360"/>
+      </w:pPr>
+      <w:rPr>
+        <w:rFonts w:ascii="Wingdings" w:hAnsi="Wingdings" w:hint="default"/>
+        <w:sz w:val="20"/>
+      </w:rPr>
+    </w:lvl>
+    <w:lvl w:ilvl="3" w:tentative="1">
+      <w:start w:val="1"/>
+      <w:numFmt w:val="bullet"/>
+      <w:lvlText w:val=""/>
+      <w:lvlJc w:val="left"/>
+      <w:pPr>
+        <w:tabs>
+          <w:tab w:val="num" w:pos="2880"/>
+        </w:tabs>
+        <w:ind w:left="2880" w:hanging="360"/>
+      </w:pPr>
+      <w:rPr>
+        <w:rFonts w:ascii="Wingdings" w:hAnsi="Wingdings" w:hint="default"/>
+        <w:sz w:val="20"/>
+      </w:rPr>
+    </w:lvl>
+    <w:lvl w:ilvl="4" w:tentative="1">
+      <w:start w:val="1"/>
+      <w:numFmt w:val="bullet"/>
+      <w:lvlText w:val=""/>
+      <w:lvlJc w:val="left"/>
+      <w:pPr>
+        <w:tabs>
+          <w:tab w:val="num" w:pos="3600"/>
+        </w:tabs>
+        <w:ind w:left="3600" w:hanging="360"/>
+      </w:pPr>
+      <w:rPr>
+        <w:rFonts w:ascii="Wingdings" w:hAnsi="Wingdings" w:hint="default"/>
+        <w:sz w:val="20"/>
+      </w:rPr>
+    </w:lvl>
+    <w:lvl w:ilvl="5" w:tentative="1">
+      <w:start w:val="1"/>
+      <w:numFmt w:val="bullet"/>
+      <w:lvlText w:val=""/>
+      <w:lvlJc w:val="left"/>
+      <w:pPr>
+        <w:tabs>
+          <w:tab w:val="num" w:pos="4320"/>
+        </w:tabs>
+        <w:ind w:left="4320" w:hanging="360"/>
+      </w:pPr>
+      <w:rPr>
+        <w:rFonts w:ascii="Wingdings" w:hAnsi="Wingdings" w:hint="default"/>
+        <w:sz w:val="20"/>
+      </w:rPr>
+    </w:lvl>
+    <w:lvl w:ilvl="6" w:tentative="1">
+      <w:start w:val="1"/>
+      <w:numFmt w:val="bullet"/>
+      <w:lvlText w:val=""/>
+      <w:lvlJc w:val="left"/>
+      <w:pPr>
+        <w:tabs>
+          <w:tab w:val="num" w:pos="5040"/>
+        </w:tabs>
+        <w:ind w:left="5040" w:hanging="360"/>
+      </w:pPr>
+      <w:rPr>
+        <w:rFonts w:ascii="Wingdings" w:hAnsi="Wingdings" w:hint="default"/>
+        <w:sz w:val="20"/>
+      </w:rPr>
+    </w:lvl>
+    <w:lvl w:ilvl="7" w:tentative="1">
+      <w:start w:val="1"/>
+      <w:numFmt w:val="bullet"/>
+      <w:lvlText w:val=""/>
+      <w:lvlJc w:val="left"/>
+      <w:pPr>
+        <w:tabs>
+          <w:tab w:val="num" w:pos="5760"/>
+        </w:tabs>
+        <w:ind w:left="5760" w:hanging="360"/>
+      </w:pPr>
+      <w:rPr>
+        <w:rFonts w:ascii="Wingdings" w:hAnsi="Wingdings" w:hint="default"/>
+        <w:sz w:val="20"/>
+      </w:rPr>
+    </w:lvl>
+    <w:lvl w:ilvl="8" w:tentative="1">
+      <w:start w:val="1"/>
+      <w:numFmt w:val="bullet"/>
+      <w:lvlText w:val=""/>
+      <w:lvlJc w:val="left"/>
+      <w:pPr>
+        <w:tabs>
+          <w:tab w:val="num" w:pos="6480"/>
+        </w:tabs>
+        <w:ind w:left="6480" w:hanging="360"/>
+      </w:pPr>
+      <w:rPr>
+        <w:rFonts w:ascii="Wingdings" w:hAnsi="Wingdings" w:hint="default"/>
+        <w:sz w:val="20"/>
+      </w:rPr>
+    </w:lvl>
+  </w:abstractNum>
+  <w:abstractNum w:abstractNumId="1" w15:restartNumberingAfterBreak="0">
+    <w:nsid w:val="49F34684"/>
+    <w:multiLevelType w:val="multilevel"/>
+    <w:tmpl w:val="D3923038"/>
+    <w:lvl w:ilvl="0">
+      <w:start w:val="1"/>
+      <w:numFmt w:val="bullet"/>
+      <w:lvlText w:val=""/>
+      <w:lvlJc w:val="left"/>
+      <w:pPr>
+        <w:tabs>
+          <w:tab w:val="num" w:pos="720"/>
+        </w:tabs>
+        <w:ind w:left="720" w:hanging="360"/>
+      </w:pPr>
+      <w:rPr>
+        <w:rFonts w:ascii="Symbol" w:hAnsi="Symbol" w:hint="default"/>
+        <w:sz w:val="20"/>
+      </w:rPr>
+    </w:lvl>
+    <w:lvl w:ilvl="1" w:tentative="1">
+      <w:start w:val="1"/>
+      <w:numFmt w:val="bullet"/>
+      <w:lvlText w:val="o"/>
+      <w:lvlJc w:val="left"/>
+      <w:pPr>
+        <w:tabs>
+          <w:tab w:val="num" w:pos="1440"/>
+        </w:tabs>
+        <w:ind w:left="1440" w:hanging="360"/>
+      </w:pPr>
+      <w:rPr>
+        <w:rFonts w:ascii="Courier New" w:hAnsi="Courier New" w:hint="default"/>
+        <w:sz w:val="20"/>
+      </w:rPr>
+    </w:lvl>
+    <w:lvl w:ilvl="2" w:tentative="1">
+      <w:start w:val="1"/>
+      <w:numFmt w:val="bullet"/>
+      <w:lvlText w:val=""/>
+      <w:lvlJc w:val="left"/>
+      <w:pPr>
+        <w:tabs>
+          <w:tab w:val="num" w:pos="2160"/>
+        </w:tabs>
+        <w:ind w:left="2160" w:hanging="360"/>
+      </w:pPr>
+      <w:rPr>
+        <w:rFonts w:ascii="Wingdings" w:hAnsi="Wingdings" w:hint="default"/>
+        <w:sz w:val="20"/>
+      </w:rPr>
+    </w:lvl>
+    <w:lvl w:ilvl="3" w:tentative="1">
+      <w:start w:val="1"/>
+      <w:numFmt w:val="bullet"/>
+      <w:lvlText w:val=""/>
+      <w:lvlJc w:val="left"/>
+      <w:pPr>
+        <w:tabs>
+          <w:tab w:val="num" w:pos="2880"/>
+        </w:tabs>
+        <w:ind w:left="2880" w:hanging="360"/>
+      </w:pPr>
+      <w:rPr>
+        <w:rFonts w:ascii="Wingdings" w:hAnsi="Wingdings" w:hint="default"/>
+        <w:sz w:val="20"/>
+      </w:rPr>
+    </w:lvl>
+    <w:lvl w:ilvl="4" w:tentative="1">
+      <w:start w:val="1"/>
+      <w:numFmt w:val="bullet"/>
+      <w:lvlText w:val=""/>
+      <w:lvlJc w:val="left"/>
+      <w:pPr>
+        <w:tabs>
+          <w:tab w:val="num" w:pos="3600"/>
+        </w:tabs>
+        <w:ind w:left="3600" w:hanging="360"/>
+      </w:pPr>
+      <w:rPr>
+        <w:rFonts w:ascii="Wingdings" w:hAnsi="Wingdings" w:hint="default"/>
+        <w:sz w:val="20"/>
+      </w:rPr>
+    </w:lvl>
+    <w:lvl w:ilvl="5" w:tentative="1">
+      <w:start w:val="1"/>
+      <w:numFmt w:val="bullet"/>
+      <w:lvlText w:val=""/>
+      <w:lvlJc w:val="left"/>
+      <w:pPr>
+        <w:tabs>
+          <w:tab w:val="num" w:pos="4320"/>
+        </w:tabs>
+        <w:ind w:left="4320" w:hanging="360"/>
+      </w:pPr>
+      <w:rPr>
+        <w:rFonts w:ascii="Wingdings" w:hAnsi="Wingdings" w:hint="default"/>
+        <w:sz w:val="20"/>
+      </w:rPr>
+    </w:lvl>
+    <w:lvl w:ilvl="6" w:tentative="1">
+      <w:start w:val="1"/>
+      <w:numFmt w:val="bullet"/>
+      <w:lvlText w:val=""/>
+      <w:lvlJc w:val="left"/>
+      <w:pPr>
+        <w:tabs>
+          <w:tab w:val="num" w:pos="5040"/>
+        </w:tabs>
+        <w:ind w:left="5040" w:hanging="360"/>
+      </w:pPr>
+      <w:rPr>
+        <w:rFonts w:ascii="Wingdings" w:hAnsi="Wingdings" w:hint="default"/>
+        <w:sz w:val="20"/>
+      </w:rPr>
+    </w:lvl>
+    <w:lvl w:ilvl="7" w:tentative="1">
+      <w:start w:val="1"/>
+      <w:numFmt w:val="bullet"/>
+      <w:lvlText w:val=""/>
+      <w:lvlJc w:val="left"/>
+      <w:pPr>
+        <w:tabs>
+          <w:tab w:val="num" w:pos="5760"/>
+        </w:tabs>
+        <w:ind w:left="5760" w:hanging="360"/>
+      </w:pPr>
+      <w:rPr>
+        <w:rFonts w:ascii="Wingdings" w:hAnsi="Wingdings" w:hint="default"/>
+        <w:sz w:val="20"/>
+      </w:rPr>
+    </w:lvl>
+    <w:lvl w:ilvl="8" w:tentative="1">
+      <w:start w:val="1"/>
+      <w:numFmt w:val="bullet"/>
+      <w:lvlText w:val=""/>
+      <w:lvlJc w:val="left"/>
+      <w:pPr>
+        <w:tabs>
+          <w:tab w:val="num" w:pos="6480"/>
+        </w:tabs>
+        <w:ind w:left="6480" w:hanging="360"/>
+      </w:pPr>
+      <w:rPr>
+        <w:rFonts w:ascii="Wingdings" w:hAnsi="Wingdings" w:hint="default"/>
+        <w:sz w:val="20"/>
+      </w:rPr>
+    </w:lvl>
+  </w:abstractNum>
+  <w:abstractNum w:abstractNumId="2" w15:restartNumberingAfterBreak="0">
+    <w:nsid w:val="4DF578D3"/>
+    <w:multiLevelType w:val="multilevel"/>
+    <w:tmpl w:val="317E35C4"/>
+    <w:lvl w:ilvl="0">
+      <w:start w:val="1"/>
+      <w:numFmt w:val="bullet"/>
+      <w:lvlText w:val=""/>
+      <w:lvlJc w:val="left"/>
+      <w:pPr>
+        <w:tabs>
+          <w:tab w:val="num" w:pos="720"/>
+        </w:tabs>
+        <w:ind w:left="720" w:hanging="360"/>
+      </w:pPr>
+      <w:rPr>
+        <w:rFonts w:ascii="Symbol" w:hAnsi="Symbol" w:hint="default"/>
+        <w:sz w:val="20"/>
+      </w:rPr>
+    </w:lvl>
+    <w:lvl w:ilvl="1" w:tentative="1">
+      <w:start w:val="1"/>
+      <w:numFmt w:val="bullet"/>
+      <w:lvlText w:val="o"/>
+      <w:lvlJc w:val="left"/>
+      <w:pPr>
+        <w:tabs>
+          <w:tab w:val="num" w:pos="1440"/>
+        </w:tabs>
+        <w:ind w:left="1440" w:hanging="360"/>
+      </w:pPr>
+      <w:rPr>
+        <w:rFonts w:ascii="Courier New" w:hAnsi="Courier New" w:hint="default"/>
+        <w:sz w:val="20"/>
+      </w:rPr>
+    </w:lvl>
+    <w:lvl w:ilvl="2" w:tentative="1">
+      <w:start w:val="1"/>
+      <w:numFmt w:val="bullet"/>
+      <w:lvlText w:val=""/>
+      <w:lvlJc w:val="left"/>
+      <w:pPr>
+        <w:tabs>
+          <w:tab w:val="num" w:pos="2160"/>
+        </w:tabs>
+        <w:ind w:left="2160" w:hanging="360"/>
+      </w:pPr>
+      <w:rPr>
+        <w:rFonts w:ascii="Wingdings" w:hAnsi="Wingdings" w:hint="default"/>
+        <w:sz w:val="20"/>
+      </w:rPr>
+    </w:lvl>
+    <w:lvl w:ilvl="3" w:tentative="1">
+      <w:start w:val="1"/>
+      <w:numFmt w:val="bullet"/>
+      <w:lvlText w:val=""/>
+      <w:lvlJc w:val="left"/>
+      <w:pPr>
+        <w:tabs>
+          <w:tab w:val="num" w:pos="2880"/>
+        </w:tabs>
+        <w:ind w:left="2880" w:hanging="360"/>
+      </w:pPr>
+      <w:rPr>
+        <w:rFonts w:ascii="Wingdings" w:hAnsi="Wingdings" w:hint="default"/>
+        <w:sz w:val="20"/>
+      </w:rPr>
+    </w:lvl>
+    <w:lvl w:ilvl="4" w:tentative="1">
+      <w:start w:val="1"/>
+      <w:numFmt w:val="bullet"/>
+      <w:lvlText w:val=""/>
+      <w:lvlJc w:val="left"/>
+      <w:pPr>
+        <w:tabs>
+          <w:tab w:val="num" w:pos="3600"/>
+        </w:tabs>
+        <w:ind w:left="3600" w:hanging="360"/>
+      </w:pPr>
+      <w:rPr>
+        <w:rFonts w:ascii="Wingdings" w:hAnsi="Wingdings" w:hint="default"/>
+        <w:sz w:val="20"/>
+      </w:rPr>
+    </w:lvl>
+    <w:lvl w:ilvl="5" w:tentative="1">
+      <w:start w:val="1"/>
+      <w:numFmt w:val="bullet"/>
+      <w:lvlText w:val=""/>
+      <w:lvlJc w:val="left"/>
+      <w:pPr>
+        <w:tabs>
+          <w:tab w:val="num" w:pos="4320"/>
+        </w:tabs>
+        <w:ind w:left="4320" w:hanging="360"/>
+      </w:pPr>
+      <w:rPr>
+        <w:rFonts w:ascii="Wingdings" w:hAnsi="Wingdings" w:hint="default"/>
+        <w:sz w:val="20"/>
+      </w:rPr>
+    </w:lvl>
+    <w:lvl w:ilvl="6" w:tentative="1">
+      <w:start w:val="1"/>
+      <w:numFmt w:val="bullet"/>
+      <w:lvlText w:val=""/>
+      <w:lvlJc w:val="left"/>
+      <w:pPr>
+        <w:tabs>
+          <w:tab w:val="num" w:pos="5040"/>
+        </w:tabs>
+        <w:ind w:left="5040" w:hanging="360"/>
+      </w:pPr>
+      <w:rPr>
+        <w:rFonts w:ascii="Wingdings" w:hAnsi="Wingdings" w:hint="default"/>
+        <w:sz w:val="20"/>
+      </w:rPr>
+    </w:lvl>
+    <w:lvl w:ilvl="7" w:tentative="1">
+      <w:start w:val="1"/>
+      <w:numFmt w:val="bullet"/>
+      <w:lvlText w:val=""/>
+      <w:lvlJc w:val="left"/>
+      <w:pPr>
+        <w:tabs>
+          <w:tab w:val="num" w:pos="5760"/>
+        </w:tabs>
+        <w:ind w:left="5760" w:hanging="360"/>
+      </w:pPr>
+      <w:rPr>
+        <w:rFonts w:ascii="Wingdings" w:hAnsi="Wingdings" w:hint="default"/>
+        <w:sz w:val="20"/>
+      </w:rPr>
+    </w:lvl>
+    <w:lvl w:ilvl="8" w:tentative="1">
+      <w:start w:val="1"/>
+      <w:numFmt w:val="bullet"/>
+      <w:lvlText w:val=""/>
+      <w:lvlJc w:val="left"/>
+      <w:pPr>
+        <w:tabs>
+          <w:tab w:val="num" w:pos="6480"/>
+        </w:tabs>
+        <w:ind w:left="6480" w:hanging="360"/>
+      </w:pPr>
+      <w:rPr>
+        <w:rFonts w:ascii="Wingdings" w:hAnsi="Wingdings" w:hint="default"/>
+        <w:sz w:val="20"/>
+      </w:rPr>
+    </w:lvl>
+  </w:abstractNum>
+  <w:abstractNum w:abstractNumId="3" w15:restartNumberingAfterBreak="0">
+    <w:nsid w:val="4F0F350B"/>
+    <w:multiLevelType w:val="multilevel"/>
+    <w:tmpl w:val="6C3494D8"/>
+    <w:lvl w:ilvl="0">
+      <w:start w:val="1"/>
+      <w:numFmt w:val="bullet"/>
+      <w:lvlText w:val=""/>
+      <w:lvlJc w:val="left"/>
+      <w:pPr>
+        <w:tabs>
+          <w:tab w:val="num" w:pos="720"/>
+        </w:tabs>
+        <w:ind w:left="720" w:hanging="360"/>
+      </w:pPr>
+      <w:rPr>
+        <w:rFonts w:ascii="Symbol" w:hAnsi="Symbol" w:hint="default"/>
+        <w:sz w:val="20"/>
+      </w:rPr>
+    </w:lvl>
+    <w:lvl w:ilvl="1" w:tentative="1">
+      <w:start w:val="1"/>
+      <w:numFmt w:val="bullet"/>
+      <w:lvlText w:val="o"/>
+      <w:lvlJc w:val="left"/>
+      <w:pPr>
+        <w:tabs>
+          <w:tab w:val="num" w:pos="1440"/>
+        </w:tabs>
+        <w:ind w:left="1440" w:hanging="360"/>
+      </w:pPr>
+      <w:rPr>
+        <w:rFonts w:ascii="Courier New" w:hAnsi="Courier New" w:hint="default"/>
+        <w:sz w:val="20"/>
+      </w:rPr>
+    </w:lvl>
+    <w:lvl w:ilvl="2" w:tentative="1">
+      <w:start w:val="1"/>
+      <w:numFmt w:val="bullet"/>
+      <w:lvlText w:val=""/>
+      <w:lvlJc w:val="left"/>
+      <w:pPr>
+        <w:tabs>
+          <w:tab w:val="num" w:pos="2160"/>
+        </w:tabs>
+        <w:ind w:left="2160" w:hanging="360"/>
+      </w:pPr>
+      <w:rPr>
+        <w:rFonts w:ascii="Wingdings" w:hAnsi="Wingdings" w:hint="default"/>
+        <w:sz w:val="20"/>
+      </w:rPr>
+    </w:lvl>
+    <w:lvl w:ilvl="3" w:tentative="1">
+      <w:start w:val="1"/>
+      <w:numFmt w:val="bullet"/>
+      <w:lvlText w:val=""/>
+      <w:lvlJc w:val="left"/>
+      <w:pPr>
+        <w:tabs>
+          <w:tab w:val="num" w:pos="2880"/>
+        </w:tabs>
+        <w:ind w:left="2880" w:hanging="360"/>
+      </w:pPr>
+      <w:rPr>
+        <w:rFonts w:ascii="Wingdings" w:hAnsi="Wingdings" w:hint="default"/>
+        <w:sz w:val="20"/>
+      </w:rPr>
+    </w:lvl>
+    <w:lvl w:ilvl="4" w:tentative="1">
+      <w:start w:val="1"/>
+      <w:numFmt w:val="bullet"/>
+      <w:lvlText w:val=""/>
+      <w:lvlJc w:val="left"/>
+      <w:pPr>
+        <w:tabs>
+          <w:tab w:val="num" w:pos="3600"/>
+        </w:tabs>
+        <w:ind w:left="3600" w:hanging="360"/>
+      </w:pPr>
+      <w:rPr>
+        <w:rFonts w:ascii="Wingdings" w:hAnsi="Wingdings" w:hint="default"/>
+        <w:sz w:val="20"/>
+      </w:rPr>
+    </w:lvl>
+    <w:lvl w:ilvl="5" w:tentative="1">
+      <w:start w:val="1"/>
+      <w:numFmt w:val="bullet"/>
+      <w:lvlText w:val=""/>
+      <w:lvlJc w:val="left"/>
+      <w:pPr>
+        <w:tabs>
+          <w:tab w:val="num" w:pos="4320"/>
+        </w:tabs>
+        <w:ind w:left="4320" w:hanging="360"/>
+      </w:pPr>
+      <w:rPr>
+        <w:rFonts w:ascii="Wingdings" w:hAnsi="Wingdings" w:hint="default"/>
+        <w:sz w:val="20"/>
+      </w:rPr>
+    </w:lvl>
+    <w:lvl w:ilvl="6" w:tentative="1">
+      <w:start w:val="1"/>
+      <w:numFmt w:val="bullet"/>
+      <w:lvlText w:val=""/>
+      <w:lvlJc w:val="left"/>
+      <w:pPr>
+        <w:tabs>
+          <w:tab w:val="num" w:pos="5040"/>
+        </w:tabs>
+        <w:ind w:left="5040" w:hanging="360"/>
+      </w:pPr>
+      <w:rPr>
+        <w:rFonts w:ascii="Wingdings" w:hAnsi="Wingdings" w:hint="default"/>
+        <w:sz w:val="20"/>
+      </w:rPr>
+    </w:lvl>
+    <w:lvl w:ilvl="7" w:tentative="1">
+      <w:start w:val="1"/>
+      <w:numFmt w:val="bullet"/>
+      <w:lvlText w:val=""/>
+      <w:lvlJc w:val="left"/>
+      <w:pPr>
+        <w:tabs>
+          <w:tab w:val="num" w:pos="5760"/>
+        </w:tabs>
+        <w:ind w:left="5760" w:hanging="360"/>
+      </w:pPr>
+      <w:rPr>
+        <w:rFonts w:ascii="Wingdings" w:hAnsi="Wingdings" w:hint="default"/>
+        <w:sz w:val="20"/>
+      </w:rPr>
+    </w:lvl>
+    <w:lvl w:ilvl="8" w:tentative="1">
+      <w:start w:val="1"/>
+      <w:numFmt w:val="bullet"/>
+      <w:lvlText w:val=""/>
+      <w:lvlJc w:val="left"/>
+      <w:pPr>
+        <w:tabs>
+          <w:tab w:val="num" w:pos="6480"/>
+        </w:tabs>
+        <w:ind w:left="6480" w:hanging="360"/>
+      </w:pPr>
+      <w:rPr>
+        <w:rFonts w:ascii="Wingdings" w:hAnsi="Wingdings" w:hint="default"/>
+        <w:sz w:val="20"/>
+      </w:rPr>
+    </w:lvl>
+  </w:abstractNum>
+  <w:abstractNum w:abstractNumId="4" w15:restartNumberingAfterBreak="0">
+    <w:nsid w:val="65C73D23"/>
+    <w:multiLevelType w:val="multilevel"/>
+    <w:tmpl w:val="4C0AB20E"/>
+    <w:lvl w:ilvl="0">
+      <w:start w:val="1"/>
+      <w:numFmt w:val="bullet"/>
+      <w:lvlText w:val=""/>
+      <w:lvlJc w:val="left"/>
+      <w:pPr>
+        <w:tabs>
+          <w:tab w:val="num" w:pos="720"/>
+        </w:tabs>
+        <w:ind w:left="720" w:hanging="360"/>
+      </w:pPr>
+      <w:rPr>
+        <w:rFonts w:ascii="Symbol" w:hAnsi="Symbol" w:hint="default"/>
+        <w:sz w:val="20"/>
+      </w:rPr>
+    </w:lvl>
+    <w:lvl w:ilvl="1" w:tentative="1">
+      <w:start w:val="1"/>
+      <w:numFmt w:val="bullet"/>
+      <w:lvlText w:val="o"/>
+      <w:lvlJc w:val="left"/>
+      <w:pPr>
+        <w:tabs>
+          <w:tab w:val="num" w:pos="1440"/>
+        </w:tabs>
+        <w:ind w:left="1440" w:hanging="360"/>
+      </w:pPr>
+      <w:rPr>
+        <w:rFonts w:ascii="Courier New" w:hAnsi="Courier New" w:hint="default"/>
+        <w:sz w:val="20"/>
+      </w:rPr>
+    </w:lvl>
+    <w:lvl w:ilvl="2" w:tentative="1">
+      <w:start w:val="1"/>
+      <w:numFmt w:val="bullet"/>
+      <w:lvlText w:val=""/>
+      <w:lvlJc w:val="left"/>
+      <w:pPr>
+        <w:tabs>
+          <w:tab w:val="num" w:pos="2160"/>
+        </w:tabs>
+        <w:ind w:left="2160" w:hanging="360"/>
+      </w:pPr>
+      <w:rPr>
+        <w:rFonts w:ascii="Wingdings" w:hAnsi="Wingdings" w:hint="default"/>
+        <w:sz w:val="20"/>
+      </w:rPr>
+    </w:lvl>
+    <w:lvl w:ilvl="3" w:tentative="1">
+      <w:start w:val="1"/>
+      <w:numFmt w:val="bullet"/>
+      <w:lvlText w:val=""/>
+      <w:lvlJc w:val="left"/>
+      <w:pPr>
+        <w:tabs>
+          <w:tab w:val="num" w:pos="2880"/>
+        </w:tabs>
+        <w:ind w:left="2880" w:hanging="360"/>
+      </w:pPr>
+      <w:rPr>
+        <w:rFonts w:ascii="Wingdings" w:hAnsi="Wingdings" w:hint="default"/>
+        <w:sz w:val="20"/>
+      </w:rPr>
+    </w:lvl>
+    <w:lvl w:ilvl="4" w:tentative="1">
+      <w:start w:val="1"/>
+      <w:numFmt w:val="bullet"/>
+      <w:lvlText w:val=""/>
+      <w:lvlJc w:val="left"/>
+      <w:pPr>
+        <w:tabs>
+          <w:tab w:val="num" w:pos="3600"/>
+        </w:tabs>
+        <w:ind w:left="3600" w:hanging="360"/>
+      </w:pPr>
+      <w:rPr>
+        <w:rFonts w:ascii="Wingdings" w:hAnsi="Wingdings" w:hint="default"/>
+        <w:sz w:val="20"/>
+      </w:rPr>
+    </w:lvl>
+    <w:lvl w:ilvl="5" w:tentative="1">
+      <w:start w:val="1"/>
+      <w:numFmt w:val="bullet"/>
+      <w:lvlText w:val=""/>
+      <w:lvlJc w:val="left"/>
+      <w:pPr>
+        <w:tabs>
+          <w:tab w:val="num" w:pos="4320"/>
+        </w:tabs>
+        <w:ind w:left="4320" w:hanging="360"/>
+      </w:pPr>
+      <w:rPr>
+        <w:rFonts w:ascii="Wingdings" w:hAnsi="Wingdings" w:hint="default"/>
+        <w:sz w:val="20"/>
+      </w:rPr>
+    </w:lvl>
+    <w:lvl w:ilvl="6" w:tentative="1">
+      <w:start w:val="1"/>
+      <w:numFmt w:val="bullet"/>
+      <w:lvlText w:val=""/>
+      <w:lvlJc w:val="left"/>
+      <w:pPr>
+        <w:tabs>
+          <w:tab w:val="num" w:pos="5040"/>
+        </w:tabs>
+        <w:ind w:left="5040" w:hanging="360"/>
+      </w:pPr>
+      <w:rPr>
+        <w:rFonts w:ascii="Wingdings" w:hAnsi="Wingdings" w:hint="default"/>
+        <w:sz w:val="20"/>
+      </w:rPr>
+    </w:lvl>
+    <w:lvl w:ilvl="7" w:tentative="1">
+      <w:start w:val="1"/>
+      <w:numFmt w:val="bullet"/>
+      <w:lvlText w:val=""/>
+      <w:lvlJc w:val="left"/>
+      <w:pPr>
+        <w:tabs>
+          <w:tab w:val="num" w:pos="5760"/>
+        </w:tabs>
+        <w:ind w:left="5760" w:hanging="360"/>
+      </w:pPr>
+      <w:rPr>
+        <w:rFonts w:ascii="Wingdings" w:hAnsi="Wingdings" w:hint="default"/>
+        <w:sz w:val="20"/>
+      </w:rPr>
+    </w:lvl>
+    <w:lvl w:ilvl="8" w:tentative="1">
+      <w:start w:val="1"/>
+      <w:numFmt w:val="bullet"/>
+      <w:lvlText w:val=""/>
+      <w:lvlJc w:val="left"/>
+      <w:pPr>
+        <w:tabs>
+          <w:tab w:val="num" w:pos="6480"/>
+        </w:tabs>
+        <w:ind w:left="6480" w:hanging="360"/>
+      </w:pPr>
+      <w:rPr>
+        <w:rFonts w:ascii="Wingdings" w:hAnsi="Wingdings" w:hint="default"/>
+        <w:sz w:val="20"/>
+      </w:rPr>
+    </w:lvl>
+  </w:abstractNum>
+  <w:abstractNum w:abstractNumId="5" w15:restartNumberingAfterBreak="0">
+    <w:nsid w:val="6F2D5831"/>
+    <w:multiLevelType w:val="multilevel"/>
+    <w:tmpl w:val="0BB0CFBC"/>
+    <w:lvl w:ilvl="0">
+      <w:start w:val="1"/>
+      <w:numFmt w:val="bullet"/>
+      <w:lvlText w:val=""/>
+      <w:lvlJc w:val="left"/>
+      <w:pPr>
+        <w:tabs>
+          <w:tab w:val="num" w:pos="720"/>
+        </w:tabs>
+        <w:ind w:left="720" w:hanging="360"/>
+      </w:pPr>
+      <w:rPr>
+        <w:rFonts w:ascii="Symbol" w:hAnsi="Symbol" w:hint="default"/>
+        <w:sz w:val="20"/>
+      </w:rPr>
+    </w:lvl>
+    <w:lvl w:ilvl="1" w:tentative="1">
+      <w:start w:val="1"/>
+      <w:numFmt w:val="bullet"/>
+      <w:lvlText w:val="o"/>
+      <w:lvlJc w:val="left"/>
+      <w:pPr>
+        <w:tabs>
+          <w:tab w:val="num" w:pos="1440"/>
+        </w:tabs>
+        <w:ind w:left="1440" w:hanging="360"/>
+      </w:pPr>
+      <w:rPr>
+        <w:rFonts w:ascii="Courier New" w:hAnsi="Courier New" w:hint="default"/>
+        <w:sz w:val="20"/>
+      </w:rPr>
+    </w:lvl>
+    <w:lvl w:ilvl="2" w:tentative="1">
+      <w:start w:val="1"/>
+      <w:numFmt w:val="bullet"/>
+      <w:lvlText w:val=""/>
+      <w:lvlJc w:val="left"/>
+      <w:pPr>
+        <w:tabs>
+          <w:tab w:val="num" w:pos="2160"/>
+        </w:tabs>
+        <w:ind w:left="2160" w:hanging="360"/>
+      </w:pPr>
+      <w:rPr>
+        <w:rFonts w:ascii="Wingdings" w:hAnsi="Wingdings" w:hint="default"/>
+        <w:sz w:val="20"/>
+      </w:rPr>
+    </w:lvl>
+    <w:lvl w:ilvl="3" w:tentative="1">
+      <w:start w:val="1"/>
+      <w:numFmt w:val="bullet"/>
+      <w:lvlText w:val=""/>
+      <w:lvlJc w:val="left"/>
+      <w:pPr>
+        <w:tabs>
+          <w:tab w:val="num" w:pos="2880"/>
+        </w:tabs>
+        <w:ind w:left="2880" w:hanging="360"/>
+      </w:pPr>
+      <w:rPr>
+        <w:rFonts w:ascii="Wingdings" w:hAnsi="Wingdings" w:hint="default"/>
+        <w:sz w:val="20"/>
+      </w:rPr>
+    </w:lvl>
+    <w:lvl w:ilvl="4" w:tentative="1">
+      <w:start w:val="1"/>
+      <w:numFmt w:val="bullet"/>
+      <w:lvlText w:val=""/>
+      <w:lvlJc w:val="left"/>
+      <w:pPr>
+        <w:tabs>
+          <w:tab w:val="num" w:pos="3600"/>
+        </w:tabs>
+        <w:ind w:left="3600" w:hanging="360"/>
+      </w:pPr>
+      <w:rPr>
+        <w:rFonts w:ascii="Wingdings" w:hAnsi="Wingdings" w:hint="default"/>
+        <w:sz w:val="20"/>
+      </w:rPr>
+    </w:lvl>
+    <w:lvl w:ilvl="5" w:tentative="1">
+      <w:start w:val="1"/>
+      <w:numFmt w:val="bullet"/>
+      <w:lvlText w:val=""/>
+      <w:lvlJc w:val="left"/>
+      <w:pPr>
+        <w:tabs>
+          <w:tab w:val="num" w:pos="4320"/>
+        </w:tabs>
+        <w:ind w:left="4320" w:hanging="360"/>
+      </w:pPr>
+      <w:rPr>
+        <w:rFonts w:ascii="Wingdings" w:hAnsi="Wingdings" w:hint="default"/>
+        <w:sz w:val="20"/>
+      </w:rPr>
+    </w:lvl>
+    <w:lvl w:ilvl="6" w:tentative="1">
+      <w:start w:val="1"/>
+      <w:numFmt w:val="bullet"/>
+      <w:lvlText w:val=""/>
+      <w:lvlJc w:val="left"/>
+      <w:pPr>
+        <w:tabs>
+          <w:tab w:val="num" w:pos="5040"/>
+        </w:tabs>
+        <w:ind w:left="5040" w:hanging="360"/>
+      </w:pPr>
+      <w:rPr>
+        <w:rFonts w:ascii="Wingdings" w:hAnsi="Wingdings" w:hint="default"/>
+        <w:sz w:val="20"/>
+      </w:rPr>
+    </w:lvl>
+    <w:lvl w:ilvl="7" w:tentative="1">
+      <w:start w:val="1"/>
+      <w:numFmt w:val="bullet"/>
+      <w:lvlText w:val=""/>
+      <w:lvlJc w:val="left"/>
+      <w:pPr>
+        <w:tabs>
+          <w:tab w:val="num" w:pos="5760"/>
+        </w:tabs>
+        <w:ind w:left="5760" w:hanging="360"/>
+      </w:pPr>
+      <w:rPr>
+        <w:rFonts w:ascii="Wingdings" w:hAnsi="Wingdings" w:hint="default"/>
+        <w:sz w:val="20"/>
+      </w:rPr>
+    </w:lvl>
+    <w:lvl w:ilvl="8" w:tentative="1">
+      <w:start w:val="1"/>
+      <w:numFmt w:val="bullet"/>
+      <w:lvlText w:val=""/>
+      <w:lvlJc w:val="left"/>
+      <w:pPr>
+        <w:tabs>
+          <w:tab w:val="num" w:pos="6480"/>
+        </w:tabs>
+        <w:ind w:left="6480" w:hanging="360"/>
+      </w:pPr>
+      <w:rPr>
+        <w:rFonts w:ascii="Wingdings" w:hAnsi="Wingdings" w:hint="default"/>
+        <w:sz w:val="20"/>
+      </w:rPr>
+    </w:lvl>
+  </w:abstractNum>
+  <w:abstractNum w:abstractNumId="6" w15:restartNumberingAfterBreak="0">
+    <w:nsid w:val="7BF83111"/>
+    <w:multiLevelType w:val="multilevel"/>
+    <w:tmpl w:val="0D6E80D2"/>
+    <w:lvl w:ilvl="0">
+      <w:start w:val="1"/>
+      <w:numFmt w:val="bullet"/>
+      <w:lvlText w:val=""/>
+      <w:lvlJc w:val="left"/>
+      <w:pPr>
+        <w:tabs>
+          <w:tab w:val="num" w:pos="720"/>
+        </w:tabs>
+        <w:ind w:left="720" w:hanging="360"/>
+      </w:pPr>
+      <w:rPr>
+        <w:rFonts w:ascii="Symbol" w:hAnsi="Symbol" w:hint="default"/>
+        <w:sz w:val="20"/>
+      </w:rPr>
+    </w:lvl>
+    <w:lvl w:ilvl="1" w:tentative="1">
+      <w:start w:val="1"/>
+      <w:numFmt w:val="bullet"/>
+      <w:lvlText w:val="o"/>
+      <w:lvlJc w:val="left"/>
+      <w:pPr>
+        <w:tabs>
+          <w:tab w:val="num" w:pos="1440"/>
+        </w:tabs>
+        <w:ind w:left="1440" w:hanging="360"/>
+      </w:pPr>
+      <w:rPr>
+        <w:rFonts w:ascii="Courier New" w:hAnsi="Courier New" w:hint="default"/>
+        <w:sz w:val="20"/>
+      </w:rPr>
+    </w:lvl>
+    <w:lvl w:ilvl="2" w:tentative="1">
+      <w:start w:val="1"/>
+      <w:numFmt w:val="bullet"/>
+      <w:lvlText w:val=""/>
+      <w:lvlJc w:val="left"/>
+      <w:pPr>
+        <w:tabs>
+          <w:tab w:val="num" w:pos="2160"/>
+        </w:tabs>
+        <w:ind w:left="2160" w:hanging="360"/>
+      </w:pPr>
+      <w:rPr>
+        <w:rFonts w:ascii="Wingdings" w:hAnsi="Wingdings" w:hint="default"/>
+        <w:sz w:val="20"/>
+      </w:rPr>
+    </w:lvl>
+    <w:lvl w:ilvl="3" w:tentative="1">
+      <w:start w:val="1"/>
+      <w:numFmt w:val="bullet"/>
+      <w:lvlText w:val=""/>
+      <w:lvlJc w:val="left"/>
+      <w:pPr>
+        <w:tabs>
+          <w:tab w:val="num" w:pos="2880"/>
+        </w:tabs>
+        <w:ind w:left="2880" w:hanging="360"/>
+      </w:pPr>
+      <w:rPr>
+        <w:rFonts w:ascii="Wingdings" w:hAnsi="Wingdings" w:hint="default"/>
+        <w:sz w:val="20"/>
+      </w:rPr>
+    </w:lvl>
+    <w:lvl w:ilvl="4" w:tentative="1">
+      <w:start w:val="1"/>
+      <w:numFmt w:val="bullet"/>
+      <w:lvlText w:val=""/>
+      <w:lvlJc w:val="left"/>
+      <w:pPr>
+        <w:tabs>
+          <w:tab w:val="num" w:pos="3600"/>
+        </w:tabs>
+        <w:ind w:left="3600" w:hanging="360"/>
+      </w:pPr>
+      <w:rPr>
+        <w:rFonts w:ascii="Wingdings" w:hAnsi="Wingdings" w:hint="default"/>
+        <w:sz w:val="20"/>
+      </w:rPr>
+    </w:lvl>
+    <w:lvl w:ilvl="5" w:tentative="1">
+      <w:start w:val="1"/>
+      <w:numFmt w:val="bullet"/>
+      <w:lvlText w:val=""/>
+      <w:lvlJc w:val="left"/>
+      <w:pPr>
+        <w:tabs>
+          <w:tab w:val="num" w:pos="4320"/>
+        </w:tabs>
+        <w:ind w:left="4320" w:hanging="360"/>
+      </w:pPr>
+      <w:rPr>
+        <w:rFonts w:ascii="Wingdings" w:hAnsi="Wingdings" w:hint="default"/>
+        <w:sz w:val="20"/>
+      </w:rPr>
+    </w:lvl>
+    <w:lvl w:ilvl="6" w:tentative="1">
+      <w:start w:val="1"/>
+      <w:numFmt w:val="bullet"/>
+      <w:lvlText w:val=""/>
+      <w:lvlJc w:val="left"/>
+      <w:pPr>
+        <w:tabs>
+          <w:tab w:val="num" w:pos="5040"/>
+        </w:tabs>
+        <w:ind w:left="5040" w:hanging="360"/>
+      </w:pPr>
+      <w:rPr>
+        <w:rFonts w:ascii="Wingdings" w:hAnsi="Wingdings" w:hint="default"/>
+        <w:sz w:val="20"/>
+      </w:rPr>
+    </w:lvl>
+    <w:lvl w:ilvl="7" w:tentative="1">
+      <w:start w:val="1"/>
+      <w:numFmt w:val="bullet"/>
+      <w:lvlText w:val=""/>
+      <w:lvlJc w:val="left"/>
+      <w:pPr>
+        <w:tabs>
+          <w:tab w:val="num" w:pos="5760"/>
+        </w:tabs>
+        <w:ind w:left="5760" w:hanging="360"/>
+      </w:pPr>
+      <w:rPr>
+        <w:rFonts w:ascii="Wingdings" w:hAnsi="Wingdings" w:hint="default"/>
+        <w:sz w:val="20"/>
+      </w:rPr>
+    </w:lvl>
+    <w:lvl w:ilvl="8" w:tentative="1">
+      <w:start w:val="1"/>
+      <w:numFmt w:val="bullet"/>
+      <w:lvlText w:val=""/>
+      <w:lvlJc w:val="left"/>
+      <w:pPr>
+        <w:tabs>
+          <w:tab w:val="num" w:pos="6480"/>
+        </w:tabs>
+        <w:ind w:left="6480" w:hanging="360"/>
+      </w:pPr>
+      <w:rPr>
+        <w:rFonts w:ascii="Wingdings" w:hAnsi="Wingdings" w:hint="default"/>
+        <w:sz w:val="20"/>
+      </w:rPr>
+    </w:lvl>
+  </w:abstractNum>
+  <w:abstractNum w:abstractNumId="7" w15:restartNumberingAfterBreak="0">
+    <w:nsid w:val="7DEB67EA"/>
+    <w:multiLevelType w:val="multilevel"/>
+    <w:tmpl w:val="726AEB4E"/>
+    <w:lvl w:ilvl="0">
+      <w:start w:val="1"/>
+      <w:numFmt w:val="bullet"/>
+      <w:lvlText w:val=""/>
+      <w:lvlJc w:val="left"/>
+      <w:pPr>
+        <w:tabs>
+          <w:tab w:val="num" w:pos="720"/>
+        </w:tabs>
+        <w:ind w:left="720" w:hanging="360"/>
+      </w:pPr>
+      <w:rPr>
+        <w:rFonts w:ascii="Symbol" w:hAnsi="Symbol" w:hint="default"/>
+        <w:sz w:val="20"/>
+      </w:rPr>
+    </w:lvl>
+    <w:lvl w:ilvl="1" w:tentative="1">
+      <w:start w:val="1"/>
+      <w:numFmt w:val="bullet"/>
+      <w:lvlText w:val="o"/>
+      <w:lvlJc w:val="left"/>
+      <w:pPr>
+        <w:tabs>
+          <w:tab w:val="num" w:pos="1440"/>
+        </w:tabs>
+        <w:ind w:left="1440" w:hanging="360"/>
+      </w:pPr>
+      <w:rPr>
+        <w:rFonts w:ascii="Courier New" w:hAnsi="Courier New" w:hint="default"/>
+        <w:sz w:val="20"/>
+      </w:rPr>
+    </w:lvl>
+    <w:lvl w:ilvl="2" w:tentative="1">
+      <w:start w:val="1"/>
+      <w:numFmt w:val="bullet"/>
+      <w:lvlText w:val=""/>
+      <w:lvlJc w:val="left"/>
+      <w:pPr>
+        <w:tabs>
+          <w:tab w:val="num" w:pos="2160"/>
+        </w:tabs>
+        <w:ind w:left="2160" w:hanging="360"/>
+      </w:pPr>
+      <w:rPr>
+        <w:rFonts w:ascii="Wingdings" w:hAnsi="Wingdings" w:hint="default"/>
+        <w:sz w:val="20"/>
+      </w:rPr>
+    </w:lvl>
+    <w:lvl w:ilvl="3" w:tentative="1">
+      <w:start w:val="1"/>
+      <w:numFmt w:val="bullet"/>
+      <w:lvlText w:val=""/>
+      <w:lvlJc w:val="left"/>
+      <w:pPr>
+        <w:tabs>
+          <w:tab w:val="num" w:pos="2880"/>
+        </w:tabs>
+        <w:ind w:left="2880" w:hanging="360"/>
+      </w:pPr>
+      <w:rPr>
+        <w:rFonts w:ascii="Wingdings" w:hAnsi="Wingdings" w:hint="default"/>
+        <w:sz w:val="20"/>
+      </w:rPr>
+    </w:lvl>
+    <w:lvl w:ilvl="4" w:tentative="1">
+      <w:start w:val="1"/>
+      <w:numFmt w:val="bullet"/>
+      <w:lvlText w:val=""/>
+      <w:lvlJc w:val="left"/>
+      <w:pPr>
+        <w:tabs>
+          <w:tab w:val="num" w:pos="3600"/>
+        </w:tabs>
+        <w:ind w:left="3600" w:hanging="360"/>
+      </w:pPr>
+      <w:rPr>
+        <w:rFonts w:ascii="Wingdings" w:hAnsi="Wingdings" w:hint="default"/>
+        <w:sz w:val="20"/>
+      </w:rPr>
+    </w:lvl>
+    <w:lvl w:ilvl="5" w:tentative="1">
+      <w:start w:val="1"/>
+      <w:numFmt w:val="bullet"/>
+      <w:lvlText w:val=""/>
+      <w:lvlJc w:val="left"/>
+      <w:pPr>
+        <w:tabs>
+          <w:tab w:val="num" w:pos="4320"/>
+        </w:tabs>
+        <w:ind w:left="4320" w:hanging="360"/>
+      </w:pPr>
+      <w:rPr>
+        <w:rFonts w:ascii="Wingdings" w:hAnsi="Wingdings" w:hint="default"/>
+        <w:sz w:val="20"/>
+      </w:rPr>
+    </w:lvl>
+    <w:lvl w:ilvl="6" w:tentative="1">
+      <w:start w:val="1"/>
+      <w:numFmt w:val="bullet"/>
+      <w:lvlText w:val=""/>
+      <w:lvlJc w:val="left"/>
+      <w:pPr>
+        <w:tabs>
+          <w:tab w:val="num" w:pos="5040"/>
+        </w:tabs>
+        <w:ind w:left="5040" w:hanging="360"/>
+      </w:pPr>
+      <w:rPr>
+        <w:rFonts w:ascii="Wingdings" w:hAnsi="Wingdings" w:hint="default"/>
+        <w:sz w:val="20"/>
+      </w:rPr>
+    </w:lvl>
+    <w:lvl w:ilvl="7" w:tentative="1">
+      <w:start w:val="1"/>
+      <w:numFmt w:val="bullet"/>
+      <w:lvlText w:val=""/>
+      <w:lvlJc w:val="left"/>
+      <w:pPr>
+        <w:tabs>
+          <w:tab w:val="num" w:pos="5760"/>
+        </w:tabs>
+        <w:ind w:left="5760" w:hanging="360"/>
+      </w:pPr>
+      <w:rPr>
+        <w:rFonts w:ascii="Wingdings" w:hAnsi="Wingdings" w:hint="default"/>
+        <w:sz w:val="20"/>
+      </w:rPr>
+    </w:lvl>
+    <w:lvl w:ilvl="8" w:tentative="1">
+      <w:start w:val="1"/>
+      <w:numFmt w:val="bullet"/>
+      <w:lvlText w:val=""/>
+      <w:lvlJc w:val="left"/>
+      <w:pPr>
+        <w:tabs>
+          <w:tab w:val="num" w:pos="6480"/>
+        </w:tabs>
+        <w:ind w:left="6480" w:hanging="360"/>
+      </w:pPr>
+      <w:rPr>
+        <w:rFonts w:ascii="Wingdings" w:hAnsi="Wingdings" w:hint="default"/>
+        <w:sz w:val="20"/>
+      </w:rPr>
+    </w:lvl>
+  </w:abstractNum>
+  <w:num w:numId="1" w16cid:durableId="2033609662">
+    <w:abstractNumId w:val="2"/>
+  </w:num>
+  <w:num w:numId="2" w16cid:durableId="1532181087">
+    <w:abstractNumId w:val="0"/>
+  </w:num>
+  <w:num w:numId="3" w16cid:durableId="1024669023">
+    <w:abstractNumId w:val="6"/>
+  </w:num>
+  <w:num w:numId="4" w16cid:durableId="462383910">
+    <w:abstractNumId w:val="1"/>
+  </w:num>
+  <w:num w:numId="5" w16cid:durableId="723676703">
+    <w:abstractNumId w:val="4"/>
+  </w:num>
+  <w:num w:numId="6" w16cid:durableId="177088906">
+    <w:abstractNumId w:val="5"/>
+  </w:num>
+  <w:num w:numId="7" w16cid:durableId="1562136257">
+    <w:abstractNumId w:val="3"/>
+  </w:num>
+  <w:num w:numId="8" w16cid:durableId="1294630053">
+    <w:abstractNumId w:val="7"/>
+  </w:num>
+</w:numbering>
 </file>
 
 <file path=word/styles.xml><?xml version="1.0" encoding="utf-8"?>

--- a/documents/Report Nuggets.docx
+++ b/documents/Report Nuggets.docx
@@ -77,9 +77,11 @@
           <w:numId w:val="1"/>
         </w:numPr>
       </w:pPr>
+      <w:proofErr w:type="gramStart"/>
       <w:r>
         <w:t>Where</w:t>
       </w:r>
+      <w:proofErr w:type="gramEnd"/>
     </w:p>
     <w:p>
       <w:pPr>
@@ -318,7 +320,15 @@
         <w:t>Conceptual alignment</w:t>
       </w:r>
       <w:r>
-        <w:t>, not relational joins:</w:t>
+        <w:t xml:space="preserve">, not relational </w:t>
+      </w:r>
+      <w:proofErr w:type="gramStart"/>
+      <w:r>
+        <w:t>joins</w:t>
+      </w:r>
+      <w:proofErr w:type="gramEnd"/>
+      <w:r>
+        <w:t>:</w:t>
       </w:r>
     </w:p>
     <w:p>
@@ -414,8 +424,13 @@
           <w:numId w:val="6"/>
         </w:numPr>
       </w:pPr>
-      <w:r>
-        <w:t>Completions by institution</w:t>
+      <w:proofErr w:type="gramStart"/>
+      <w:r>
+        <w:t>Completions</w:t>
+      </w:r>
+      <w:proofErr w:type="gramEnd"/>
+      <w:r>
+        <w:t xml:space="preserve"> by institution</w:t>
       </w:r>
     </w:p>
     <w:p>
@@ -595,7 +610,15 @@
     </w:p>
     <w:p>
       <w:r>
-        <w:t>No joins required.</w:t>
+        <w:t xml:space="preserve">No </w:t>
+      </w:r>
+      <w:proofErr w:type="gramStart"/>
+      <w:r>
+        <w:t>joins</w:t>
+      </w:r>
+      <w:proofErr w:type="gramEnd"/>
+      <w:r>
+        <w:t xml:space="preserve"> required.</w:t>
       </w:r>
       <w:r>
         <w:br/>
@@ -617,6 +640,1844 @@
     <w:p/>
     <w:p/>
     <w:p/>
+    <w:p/>
+    <w:p/>
+    <w:p/>
+    <w:p/>
+    <w:p/>
+    <w:p/>
+    <w:p/>
+    <w:p/>
+    <w:p/>
+    <w:p/>
+    <w:p/>
+    <w:p/>
+    <w:p/>
+    <w:p/>
+    <w:p/>
+    <w:p/>
+    <w:p>
+      <w:pPr>
+        <w:spacing w:after="0"/>
+        <w:rPr>
+          <w:b/>
+          <w:bCs/>
+        </w:rPr>
+      </w:pPr>
+      <w:r>
+        <w:rPr>
+          <w:b/>
+          <w:bCs/>
+        </w:rPr>
+        <w:lastRenderedPageBreak/>
+        <w:t>Primary Colors</w:t>
+      </w:r>
+    </w:p>
+    <w:tbl>
+      <w:tblPr>
+        <w:tblW w:w="0" w:type="auto"/>
+        <w:tblCellSpacing w:w="15" w:type="dxa"/>
+        <w:tblCellMar>
+          <w:top w:w="15" w:type="dxa"/>
+          <w:left w:w="15" w:type="dxa"/>
+          <w:bottom w:w="15" w:type="dxa"/>
+          <w:right w:w="15" w:type="dxa"/>
+        </w:tblCellMar>
+        <w:tblLook w:val="04A0" w:firstRow="1" w:lastRow="0" w:firstColumn="1" w:lastColumn="0" w:noHBand="0" w:noVBand="1"/>
+      </w:tblPr>
+      <w:tblGrid>
+        <w:gridCol w:w="1638"/>
+        <w:gridCol w:w="1563"/>
+        <w:gridCol w:w="996"/>
+      </w:tblGrid>
+      <w:tr>
+        <w:trPr>
+          <w:tblHeader/>
+          <w:tblCellSpacing w:w="15" w:type="dxa"/>
+        </w:trPr>
+        <w:tc>
+          <w:tcPr>
+            <w:tcW w:w="0" w:type="auto"/>
+            <w:vAlign w:val="center"/>
+            <w:hideMark/>
+          </w:tcPr>
+          <w:p>
+            <w:pPr>
+              <w:spacing w:after="0"/>
+              <w:rPr>
+                <w:b/>
+                <w:bCs/>
+              </w:rPr>
+            </w:pPr>
+            <w:r>
+              <w:rPr>
+                <w:b/>
+                <w:bCs/>
+              </w:rPr>
+              <w:t>Purpose</w:t>
+            </w:r>
+          </w:p>
+        </w:tc>
+        <w:tc>
+          <w:tcPr>
+            <w:tcW w:w="0" w:type="auto"/>
+            <w:vAlign w:val="center"/>
+            <w:hideMark/>
+          </w:tcPr>
+          <w:p>
+            <w:pPr>
+              <w:spacing w:after="0"/>
+              <w:rPr>
+                <w:b/>
+                <w:bCs/>
+              </w:rPr>
+            </w:pPr>
+            <w:r>
+              <w:rPr>
+                <w:b/>
+                <w:bCs/>
+              </w:rPr>
+              <w:t>Color</w:t>
+            </w:r>
+          </w:p>
+        </w:tc>
+        <w:tc>
+          <w:tcPr>
+            <w:tcW w:w="0" w:type="auto"/>
+            <w:vAlign w:val="center"/>
+            <w:hideMark/>
+          </w:tcPr>
+          <w:p>
+            <w:pPr>
+              <w:spacing w:after="0"/>
+              <w:rPr>
+                <w:b/>
+                <w:bCs/>
+              </w:rPr>
+            </w:pPr>
+            <w:r>
+              <w:rPr>
+                <w:b/>
+                <w:bCs/>
+              </w:rPr>
+              <w:t>Hex</w:t>
+            </w:r>
+          </w:p>
+        </w:tc>
+      </w:tr>
+      <w:tr>
+        <w:trPr>
+          <w:tblCellSpacing w:w="15" w:type="dxa"/>
+        </w:trPr>
+        <w:tc>
+          <w:tcPr>
+            <w:tcW w:w="0" w:type="auto"/>
+            <w:vAlign w:val="center"/>
+            <w:hideMark/>
+          </w:tcPr>
+          <w:p>
+            <w:pPr>
+              <w:spacing w:after="0"/>
+            </w:pPr>
+            <w:r>
+              <w:t>Background</w:t>
+            </w:r>
+          </w:p>
+        </w:tc>
+        <w:tc>
+          <w:tcPr>
+            <w:tcW w:w="0" w:type="auto"/>
+            <w:vAlign w:val="center"/>
+            <w:hideMark/>
+          </w:tcPr>
+          <w:p>
+            <w:pPr>
+              <w:spacing w:after="0"/>
+            </w:pPr>
+            <w:r>
+              <w:t>Soft Light Gray</w:t>
+            </w:r>
+          </w:p>
+        </w:tc>
+        <w:tc>
+          <w:tcPr>
+            <w:tcW w:w="0" w:type="auto"/>
+            <w:vAlign w:val="center"/>
+            <w:hideMark/>
+          </w:tcPr>
+          <w:p>
+            <w:pPr>
+              <w:spacing w:after="0"/>
+            </w:pPr>
+            <w:r>
+              <w:t>#F5F7FA</w:t>
+            </w:r>
+          </w:p>
+        </w:tc>
+      </w:tr>
+      <w:tr>
+        <w:trPr>
+          <w:tblCellSpacing w:w="15" w:type="dxa"/>
+        </w:trPr>
+        <w:tc>
+          <w:tcPr>
+            <w:tcW w:w="0" w:type="auto"/>
+            <w:vAlign w:val="center"/>
+            <w:hideMark/>
+          </w:tcPr>
+          <w:p>
+            <w:pPr>
+              <w:spacing w:after="0"/>
+            </w:pPr>
+            <w:r>
+              <w:t>Primary Text</w:t>
+            </w:r>
+          </w:p>
+        </w:tc>
+        <w:tc>
+          <w:tcPr>
+            <w:tcW w:w="0" w:type="auto"/>
+            <w:vAlign w:val="center"/>
+            <w:hideMark/>
+          </w:tcPr>
+          <w:p>
+            <w:pPr>
+              <w:spacing w:after="0"/>
+            </w:pPr>
+            <w:r>
+              <w:t>Charcoal</w:t>
+            </w:r>
+          </w:p>
+        </w:tc>
+        <w:tc>
+          <w:tcPr>
+            <w:tcW w:w="0" w:type="auto"/>
+            <w:vAlign w:val="center"/>
+            <w:hideMark/>
+          </w:tcPr>
+          <w:p>
+            <w:pPr>
+              <w:spacing w:after="0"/>
+            </w:pPr>
+            <w:r>
+              <w:t>#1F2937</w:t>
+            </w:r>
+          </w:p>
+        </w:tc>
+      </w:tr>
+      <w:tr>
+        <w:trPr>
+          <w:tblCellSpacing w:w="15" w:type="dxa"/>
+        </w:trPr>
+        <w:tc>
+          <w:tcPr>
+            <w:tcW w:w="0" w:type="auto"/>
+            <w:vAlign w:val="center"/>
+            <w:hideMark/>
+          </w:tcPr>
+          <w:p>
+            <w:pPr>
+              <w:spacing w:after="0"/>
+            </w:pPr>
+            <w:r>
+              <w:t>Secondary Text</w:t>
+            </w:r>
+          </w:p>
+        </w:tc>
+        <w:tc>
+          <w:tcPr>
+            <w:tcW w:w="0" w:type="auto"/>
+            <w:vAlign w:val="center"/>
+            <w:hideMark/>
+          </w:tcPr>
+          <w:p>
+            <w:pPr>
+              <w:spacing w:after="0"/>
+            </w:pPr>
+            <w:r>
+              <w:t>Slate Gray</w:t>
+            </w:r>
+          </w:p>
+        </w:tc>
+        <w:tc>
+          <w:tcPr>
+            <w:tcW w:w="0" w:type="auto"/>
+            <w:vAlign w:val="center"/>
+            <w:hideMark/>
+          </w:tcPr>
+          <w:p>
+            <w:pPr>
+              <w:spacing w:after="0"/>
+            </w:pPr>
+            <w:r>
+              <w:t>#6B7280</w:t>
+            </w:r>
+          </w:p>
+        </w:tc>
+      </w:tr>
+      <w:tr>
+        <w:trPr>
+          <w:tblCellSpacing w:w="15" w:type="dxa"/>
+        </w:trPr>
+        <w:tc>
+          <w:tcPr>
+            <w:tcW w:w="0" w:type="auto"/>
+            <w:vAlign w:val="center"/>
+            <w:hideMark/>
+          </w:tcPr>
+          <w:p>
+            <w:pPr>
+              <w:spacing w:after="0"/>
+            </w:pPr>
+            <w:r>
+              <w:t>Accent</w:t>
+            </w:r>
+          </w:p>
+        </w:tc>
+        <w:tc>
+          <w:tcPr>
+            <w:tcW w:w="0" w:type="auto"/>
+            <w:vAlign w:val="center"/>
+            <w:hideMark/>
+          </w:tcPr>
+          <w:p>
+            <w:pPr>
+              <w:spacing w:after="0"/>
+            </w:pPr>
+            <w:r>
+              <w:t>Deep Blue</w:t>
+            </w:r>
+          </w:p>
+        </w:tc>
+        <w:tc>
+          <w:tcPr>
+            <w:tcW w:w="0" w:type="auto"/>
+            <w:vAlign w:val="center"/>
+            <w:hideMark/>
+          </w:tcPr>
+          <w:p>
+            <w:pPr>
+              <w:spacing w:after="0"/>
+            </w:pPr>
+            <w:r>
+              <w:t>#2563EB</w:t>
+            </w:r>
+          </w:p>
+        </w:tc>
+      </w:tr>
+    </w:tbl>
+    <w:p>
+      <w:pPr>
+        <w:spacing w:after="0"/>
+        <w:rPr>
+          <w:b/>
+          <w:bCs/>
+        </w:rPr>
+      </w:pPr>
+    </w:p>
+    <w:p>
+      <w:pPr>
+        <w:spacing w:after="0"/>
+        <w:rPr>
+          <w:b/>
+          <w:bCs/>
+        </w:rPr>
+      </w:pPr>
+      <w:r>
+        <w:rPr>
+          <w:b/>
+          <w:bCs/>
+        </w:rPr>
+        <w:t>ROI Category Colors (Consistent Across Dashboard)</w:t>
+      </w:r>
+    </w:p>
+    <w:tbl>
+      <w:tblPr>
+        <w:tblW w:w="0" w:type="auto"/>
+        <w:tblCellSpacing w:w="15" w:type="dxa"/>
+        <w:tblCellMar>
+          <w:top w:w="15" w:type="dxa"/>
+          <w:left w:w="15" w:type="dxa"/>
+          <w:bottom w:w="15" w:type="dxa"/>
+          <w:right w:w="15" w:type="dxa"/>
+        </w:tblCellMar>
+        <w:tblLook w:val="04A0" w:firstRow="1" w:lastRow="0" w:firstColumn="1" w:lastColumn="0" w:noHBand="0" w:noVBand="1"/>
+      </w:tblPr>
+      <w:tblGrid>
+        <w:gridCol w:w="1975"/>
+        <w:gridCol w:w="1683"/>
+        <w:gridCol w:w="1056"/>
+      </w:tblGrid>
+      <w:tr>
+        <w:trPr>
+          <w:tblHeader/>
+          <w:tblCellSpacing w:w="15" w:type="dxa"/>
+        </w:trPr>
+        <w:tc>
+          <w:tcPr>
+            <w:tcW w:w="0" w:type="auto"/>
+            <w:vAlign w:val="center"/>
+            <w:hideMark/>
+          </w:tcPr>
+          <w:p>
+            <w:pPr>
+              <w:spacing w:after="0"/>
+              <w:rPr>
+                <w:b/>
+                <w:bCs/>
+              </w:rPr>
+            </w:pPr>
+            <w:r>
+              <w:rPr>
+                <w:b/>
+                <w:bCs/>
+              </w:rPr>
+              <w:t>ROI Category</w:t>
+            </w:r>
+          </w:p>
+        </w:tc>
+        <w:tc>
+          <w:tcPr>
+            <w:tcW w:w="0" w:type="auto"/>
+            <w:vAlign w:val="center"/>
+            <w:hideMark/>
+          </w:tcPr>
+          <w:p>
+            <w:pPr>
+              <w:spacing w:after="0"/>
+              <w:rPr>
+                <w:b/>
+                <w:bCs/>
+              </w:rPr>
+            </w:pPr>
+            <w:r>
+              <w:rPr>
+                <w:b/>
+                <w:bCs/>
+              </w:rPr>
+              <w:t>Color</w:t>
+            </w:r>
+          </w:p>
+        </w:tc>
+        <w:tc>
+          <w:tcPr>
+            <w:tcW w:w="0" w:type="auto"/>
+            <w:vAlign w:val="center"/>
+            <w:hideMark/>
+          </w:tcPr>
+          <w:p>
+            <w:pPr>
+              <w:spacing w:after="0"/>
+              <w:rPr>
+                <w:b/>
+                <w:bCs/>
+              </w:rPr>
+            </w:pPr>
+            <w:r>
+              <w:rPr>
+                <w:b/>
+                <w:bCs/>
+              </w:rPr>
+              <w:t>Hex</w:t>
+            </w:r>
+          </w:p>
+        </w:tc>
+      </w:tr>
+      <w:tr>
+        <w:trPr>
+          <w:tblCellSpacing w:w="15" w:type="dxa"/>
+        </w:trPr>
+        <w:tc>
+          <w:tcPr>
+            <w:tcW w:w="0" w:type="auto"/>
+            <w:vAlign w:val="center"/>
+            <w:hideMark/>
+          </w:tcPr>
+          <w:p>
+            <w:pPr>
+              <w:spacing w:after="0"/>
+              <w:rPr>
+                <w:b/>
+                <w:bCs/>
+              </w:rPr>
+            </w:pPr>
+            <w:r>
+              <w:rPr>
+                <w:b/>
+                <w:bCs/>
+              </w:rPr>
+              <w:t>Exceptional</w:t>
+            </w:r>
+          </w:p>
+        </w:tc>
+        <w:tc>
+          <w:tcPr>
+            <w:tcW w:w="0" w:type="auto"/>
+            <w:vAlign w:val="center"/>
+            <w:hideMark/>
+          </w:tcPr>
+          <w:p>
+            <w:pPr>
+              <w:spacing w:after="0"/>
+              <w:rPr>
+                <w:b/>
+                <w:bCs/>
+              </w:rPr>
+            </w:pPr>
+            <w:proofErr w:type="gramStart"/>
+            <w:r>
+              <w:rPr>
+                <w:b/>
+                <w:bCs/>
+              </w:rPr>
+              <w:t>Emerald Green</w:t>
+            </w:r>
+            <w:proofErr w:type="gramEnd"/>
+          </w:p>
+        </w:tc>
+        <w:tc>
+          <w:tcPr>
+            <w:tcW w:w="0" w:type="auto"/>
+            <w:vAlign w:val="center"/>
+            <w:hideMark/>
+          </w:tcPr>
+          <w:p>
+            <w:pPr>
+              <w:spacing w:after="0"/>
+              <w:rPr>
+                <w:b/>
+                <w:bCs/>
+              </w:rPr>
+            </w:pPr>
+            <w:r>
+              <w:rPr>
+                <w:b/>
+                <w:bCs/>
+              </w:rPr>
+              <w:t>#059669</w:t>
+            </w:r>
+          </w:p>
+        </w:tc>
+      </w:tr>
+      <w:tr>
+        <w:trPr>
+          <w:tblCellSpacing w:w="15" w:type="dxa"/>
+        </w:trPr>
+        <w:tc>
+          <w:tcPr>
+            <w:tcW w:w="0" w:type="auto"/>
+            <w:vAlign w:val="center"/>
+            <w:hideMark/>
+          </w:tcPr>
+          <w:p>
+            <w:pPr>
+              <w:spacing w:after="0"/>
+              <w:rPr>
+                <w:b/>
+                <w:bCs/>
+              </w:rPr>
+            </w:pPr>
+            <w:r>
+              <w:rPr>
+                <w:b/>
+                <w:bCs/>
+              </w:rPr>
+              <w:t>High</w:t>
+            </w:r>
+          </w:p>
+        </w:tc>
+        <w:tc>
+          <w:tcPr>
+            <w:tcW w:w="0" w:type="auto"/>
+            <w:vAlign w:val="center"/>
+            <w:hideMark/>
+          </w:tcPr>
+          <w:p>
+            <w:pPr>
+              <w:spacing w:after="0"/>
+              <w:rPr>
+                <w:b/>
+                <w:bCs/>
+              </w:rPr>
+            </w:pPr>
+            <w:r>
+              <w:rPr>
+                <w:b/>
+                <w:bCs/>
+              </w:rPr>
+              <w:t>Green</w:t>
+            </w:r>
+          </w:p>
+        </w:tc>
+        <w:tc>
+          <w:tcPr>
+            <w:tcW w:w="0" w:type="auto"/>
+            <w:vAlign w:val="center"/>
+            <w:hideMark/>
+          </w:tcPr>
+          <w:p>
+            <w:pPr>
+              <w:spacing w:after="0"/>
+              <w:rPr>
+                <w:b/>
+                <w:bCs/>
+              </w:rPr>
+            </w:pPr>
+            <w:r>
+              <w:rPr>
+                <w:b/>
+                <w:bCs/>
+              </w:rPr>
+              <w:t>#22C55E</w:t>
+            </w:r>
+          </w:p>
+        </w:tc>
+      </w:tr>
+      <w:tr>
+        <w:trPr>
+          <w:tblCellSpacing w:w="15" w:type="dxa"/>
+        </w:trPr>
+        <w:tc>
+          <w:tcPr>
+            <w:tcW w:w="0" w:type="auto"/>
+            <w:vAlign w:val="center"/>
+            <w:hideMark/>
+          </w:tcPr>
+          <w:p>
+            <w:pPr>
+              <w:spacing w:after="0"/>
+              <w:rPr>
+                <w:b/>
+                <w:bCs/>
+              </w:rPr>
+            </w:pPr>
+            <w:r>
+              <w:rPr>
+                <w:b/>
+                <w:bCs/>
+              </w:rPr>
+              <w:t>Moderate</w:t>
+            </w:r>
+          </w:p>
+        </w:tc>
+        <w:tc>
+          <w:tcPr>
+            <w:tcW w:w="0" w:type="auto"/>
+            <w:vAlign w:val="center"/>
+            <w:hideMark/>
+          </w:tcPr>
+          <w:p>
+            <w:pPr>
+              <w:spacing w:after="0"/>
+              <w:rPr>
+                <w:b/>
+                <w:bCs/>
+              </w:rPr>
+            </w:pPr>
+            <w:r>
+              <w:rPr>
+                <w:b/>
+                <w:bCs/>
+              </w:rPr>
+              <w:t>Amber</w:t>
+            </w:r>
+          </w:p>
+        </w:tc>
+        <w:tc>
+          <w:tcPr>
+            <w:tcW w:w="0" w:type="auto"/>
+            <w:vAlign w:val="center"/>
+            <w:hideMark/>
+          </w:tcPr>
+          <w:p>
+            <w:pPr>
+              <w:spacing w:after="0"/>
+              <w:rPr>
+                <w:b/>
+                <w:bCs/>
+              </w:rPr>
+            </w:pPr>
+            <w:r>
+              <w:rPr>
+                <w:b/>
+                <w:bCs/>
+              </w:rPr>
+              <w:t>#F59E0B</w:t>
+            </w:r>
+          </w:p>
+        </w:tc>
+      </w:tr>
+      <w:tr>
+        <w:trPr>
+          <w:tblCellSpacing w:w="15" w:type="dxa"/>
+        </w:trPr>
+        <w:tc>
+          <w:tcPr>
+            <w:tcW w:w="0" w:type="auto"/>
+            <w:vAlign w:val="center"/>
+            <w:hideMark/>
+          </w:tcPr>
+          <w:p>
+            <w:pPr>
+              <w:spacing w:after="0"/>
+              <w:rPr>
+                <w:b/>
+                <w:bCs/>
+              </w:rPr>
+            </w:pPr>
+            <w:r>
+              <w:rPr>
+                <w:b/>
+                <w:bCs/>
+              </w:rPr>
+              <w:t>Low</w:t>
+            </w:r>
+          </w:p>
+        </w:tc>
+        <w:tc>
+          <w:tcPr>
+            <w:tcW w:w="0" w:type="auto"/>
+            <w:vAlign w:val="center"/>
+            <w:hideMark/>
+          </w:tcPr>
+          <w:p>
+            <w:pPr>
+              <w:spacing w:after="0"/>
+              <w:rPr>
+                <w:b/>
+                <w:bCs/>
+              </w:rPr>
+            </w:pPr>
+            <w:r>
+              <w:rPr>
+                <w:b/>
+                <w:bCs/>
+              </w:rPr>
+              <w:t>Orange</w:t>
+            </w:r>
+          </w:p>
+        </w:tc>
+        <w:tc>
+          <w:tcPr>
+            <w:tcW w:w="0" w:type="auto"/>
+            <w:vAlign w:val="center"/>
+            <w:hideMark/>
+          </w:tcPr>
+          <w:p>
+            <w:pPr>
+              <w:spacing w:after="0"/>
+              <w:rPr>
+                <w:b/>
+                <w:bCs/>
+              </w:rPr>
+            </w:pPr>
+            <w:r>
+              <w:rPr>
+                <w:b/>
+                <w:bCs/>
+              </w:rPr>
+              <w:t>#FB923C</w:t>
+            </w:r>
+          </w:p>
+        </w:tc>
+      </w:tr>
+      <w:tr>
+        <w:trPr>
+          <w:tblCellSpacing w:w="15" w:type="dxa"/>
+        </w:trPr>
+        <w:tc>
+          <w:tcPr>
+            <w:tcW w:w="0" w:type="auto"/>
+            <w:vAlign w:val="center"/>
+            <w:hideMark/>
+          </w:tcPr>
+          <w:p>
+            <w:pPr>
+              <w:spacing w:after="0"/>
+              <w:rPr>
+                <w:b/>
+                <w:bCs/>
+              </w:rPr>
+            </w:pPr>
+            <w:r>
+              <w:rPr>
+                <w:b/>
+                <w:bCs/>
+              </w:rPr>
+              <w:t>Negative</w:t>
+            </w:r>
+          </w:p>
+        </w:tc>
+        <w:tc>
+          <w:tcPr>
+            <w:tcW w:w="0" w:type="auto"/>
+            <w:vAlign w:val="center"/>
+            <w:hideMark/>
+          </w:tcPr>
+          <w:p>
+            <w:pPr>
+              <w:spacing w:after="0"/>
+              <w:rPr>
+                <w:b/>
+                <w:bCs/>
+              </w:rPr>
+            </w:pPr>
+            <w:r>
+              <w:rPr>
+                <w:b/>
+                <w:bCs/>
+              </w:rPr>
+              <w:t>Red</w:t>
+            </w:r>
+          </w:p>
+        </w:tc>
+        <w:tc>
+          <w:tcPr>
+            <w:tcW w:w="0" w:type="auto"/>
+            <w:vAlign w:val="center"/>
+            <w:hideMark/>
+          </w:tcPr>
+          <w:p>
+            <w:pPr>
+              <w:spacing w:after="0"/>
+              <w:rPr>
+                <w:b/>
+                <w:bCs/>
+              </w:rPr>
+            </w:pPr>
+            <w:r>
+              <w:rPr>
+                <w:b/>
+                <w:bCs/>
+              </w:rPr>
+              <w:t>#DC2626</w:t>
+            </w:r>
+          </w:p>
+        </w:tc>
+      </w:tr>
+      <w:tr>
+        <w:trPr>
+          <w:tblCellSpacing w:w="15" w:type="dxa"/>
+        </w:trPr>
+        <w:tc>
+          <w:tcPr>
+            <w:tcW w:w="0" w:type="auto"/>
+            <w:vAlign w:val="center"/>
+            <w:hideMark/>
+          </w:tcPr>
+          <w:p>
+            <w:pPr>
+              <w:spacing w:after="0"/>
+              <w:rPr>
+                <w:b/>
+                <w:bCs/>
+              </w:rPr>
+            </w:pPr>
+            <w:r>
+              <w:rPr>
+                <w:b/>
+                <w:bCs/>
+              </w:rPr>
+              <w:t>ROI Not Available</w:t>
+            </w:r>
+          </w:p>
+        </w:tc>
+        <w:tc>
+          <w:tcPr>
+            <w:tcW w:w="0" w:type="auto"/>
+            <w:vAlign w:val="center"/>
+            <w:hideMark/>
+          </w:tcPr>
+          <w:p>
+            <w:pPr>
+              <w:spacing w:after="0"/>
+              <w:rPr>
+                <w:b/>
+                <w:bCs/>
+              </w:rPr>
+            </w:pPr>
+            <w:r>
+              <w:rPr>
+                <w:b/>
+                <w:bCs/>
+              </w:rPr>
+              <w:t>Gray</w:t>
+            </w:r>
+          </w:p>
+        </w:tc>
+        <w:tc>
+          <w:tcPr>
+            <w:tcW w:w="0" w:type="auto"/>
+            <w:vAlign w:val="center"/>
+            <w:hideMark/>
+          </w:tcPr>
+          <w:p>
+            <w:pPr>
+              <w:spacing w:after="0"/>
+              <w:rPr>
+                <w:b/>
+                <w:bCs/>
+              </w:rPr>
+            </w:pPr>
+            <w:r>
+              <w:rPr>
+                <w:b/>
+                <w:bCs/>
+              </w:rPr>
+              <w:t>#9CA3AF</w:t>
+            </w:r>
+          </w:p>
+        </w:tc>
+      </w:tr>
+    </w:tbl>
+    <w:p>
+      <w:pPr>
+        <w:spacing w:after="0"/>
+        <w:rPr>
+          <w:b/>
+          <w:bCs/>
+        </w:rPr>
+      </w:pPr>
+    </w:p>
+    <w:p>
+      <w:pPr>
+        <w:spacing w:after="0"/>
+        <w:rPr>
+          <w:b/>
+          <w:bCs/>
+        </w:rPr>
+      </w:pPr>
+      <w:r>
+        <w:rPr>
+          <w:b/>
+          <w:bCs/>
+        </w:rPr>
+        <w:t>These colors should be used in:</w:t>
+      </w:r>
+    </w:p>
+    <w:p>
+      <w:pPr>
+        <w:numPr>
+          <w:ilvl w:val="0"/>
+          <w:numId w:val="9"/>
+        </w:numPr>
+        <w:spacing w:after="0"/>
+        <w:rPr>
+          <w:b/>
+          <w:bCs/>
+        </w:rPr>
+      </w:pPr>
+      <w:r>
+        <w:rPr>
+          <w:b/>
+          <w:bCs/>
+        </w:rPr>
+        <w:t>ROI Score Category charts</w:t>
+      </w:r>
+    </w:p>
+    <w:p>
+      <w:pPr>
+        <w:numPr>
+          <w:ilvl w:val="0"/>
+          <w:numId w:val="9"/>
+        </w:numPr>
+        <w:spacing w:after="0"/>
+        <w:rPr>
+          <w:b/>
+          <w:bCs/>
+        </w:rPr>
+      </w:pPr>
+      <w:r>
+        <w:rPr>
+          <w:b/>
+          <w:bCs/>
+        </w:rPr>
+        <w:t>Legends</w:t>
+      </w:r>
+    </w:p>
+    <w:p>
+      <w:pPr>
+        <w:numPr>
+          <w:ilvl w:val="0"/>
+          <w:numId w:val="9"/>
+        </w:numPr>
+        <w:spacing w:after="0"/>
+        <w:rPr>
+          <w:b/>
+          <w:bCs/>
+        </w:rPr>
+      </w:pPr>
+      <w:r>
+        <w:rPr>
+          <w:b/>
+          <w:bCs/>
+        </w:rPr>
+        <w:t>Conditional formatting</w:t>
+      </w:r>
+    </w:p>
+    <w:p>
+      <w:pPr>
+        <w:numPr>
+          <w:ilvl w:val="0"/>
+          <w:numId w:val="9"/>
+        </w:numPr>
+        <w:spacing w:after="0"/>
+        <w:rPr>
+          <w:b/>
+          <w:bCs/>
+        </w:rPr>
+      </w:pPr>
+      <w:r>
+        <w:rPr>
+          <w:b/>
+          <w:bCs/>
+        </w:rPr>
+        <w:t>Tooltips</w:t>
+      </w:r>
+    </w:p>
+    <w:p>
+      <w:pPr>
+        <w:pStyle w:val="ListParagraph"/>
+        <w:numPr>
+          <w:ilvl w:val="0"/>
+          <w:numId w:val="9"/>
+        </w:numPr>
+        <w:spacing w:before="100" w:beforeAutospacing="1" w:after="100" w:afterAutospacing="1" w:line="240" w:lineRule="auto"/>
+        <w:outlineLvl w:val="2"/>
+        <w:rPr>
+          <w:rFonts w:ascii="Times New Roman" w:eastAsia="Times New Roman" w:hAnsi="Times New Roman" w:cs="Times New Roman"/>
+          <w:b/>
+          <w:bCs/>
+          <w:kern w:val="0"/>
+          <w:sz w:val="27"/>
+          <w:szCs w:val="27"/>
+          <w14:ligatures w14:val="none"/>
+        </w:rPr>
+      </w:pPr>
+    </w:p>
+    <w:p>
+      <w:pPr>
+        <w:spacing w:before="100" w:beforeAutospacing="1" w:after="100" w:afterAutospacing="1" w:line="240" w:lineRule="auto"/>
+        <w:outlineLvl w:val="2"/>
+        <w:rPr>
+          <w:rFonts w:ascii="Times New Roman" w:eastAsia="Times New Roman" w:hAnsi="Times New Roman" w:cs="Times New Roman"/>
+          <w:b/>
+          <w:bCs/>
+          <w:kern w:val="0"/>
+          <w:sz w:val="27"/>
+          <w:szCs w:val="27"/>
+          <w14:ligatures w14:val="none"/>
+        </w:rPr>
+      </w:pPr>
+      <w:r>
+        <w:rPr>
+          <w:rFonts w:ascii="Times New Roman" w:eastAsia="Times New Roman" w:hAnsi="Times New Roman" w:cs="Times New Roman"/>
+          <w:b/>
+          <w:bCs/>
+          <w:kern w:val="0"/>
+          <w:sz w:val="27"/>
+          <w:szCs w:val="27"/>
+          <w14:ligatures w14:val="none"/>
+        </w:rPr>
+        <w:t>Font Family</w:t>
+      </w:r>
+    </w:p>
+    <w:p>
+      <w:pPr>
+        <w:spacing w:before="100" w:beforeAutospacing="1" w:after="100" w:afterAutospacing="1" w:line="240" w:lineRule="auto"/>
+        <w:rPr>
+          <w:rFonts w:ascii="Times New Roman" w:eastAsia="Times New Roman" w:hAnsi="Times New Roman" w:cs="Times New Roman"/>
+          <w:kern w:val="0"/>
+          <w14:ligatures w14:val="none"/>
+        </w:rPr>
+      </w:pPr>
+      <w:r>
+        <w:rPr>
+          <w:rFonts w:ascii="Times New Roman" w:eastAsia="Times New Roman" w:hAnsi="Times New Roman" w:cs="Times New Roman"/>
+          <w:kern w:val="0"/>
+          <w14:ligatures w14:val="none"/>
+        </w:rPr>
+        <w:t>Use default Power BI font (Segoe UI) but style it consistently:</w:t>
+      </w:r>
+    </w:p>
+    <w:tbl>
+      <w:tblPr>
+        <w:tblW w:w="0" w:type="auto"/>
+        <w:tblCellSpacing w:w="15" w:type="dxa"/>
+        <w:tblCellMar>
+          <w:top w:w="15" w:type="dxa"/>
+          <w:left w:w="15" w:type="dxa"/>
+          <w:bottom w:w="15" w:type="dxa"/>
+          <w:right w:w="15" w:type="dxa"/>
+        </w:tblCellMar>
+        <w:tblLook w:val="04A0" w:firstRow="1" w:lastRow="0" w:firstColumn="1" w:lastColumn="0" w:noHBand="0" w:noVBand="1"/>
+      </w:tblPr>
+      <w:tblGrid>
+        <w:gridCol w:w="1642"/>
+        <w:gridCol w:w="660"/>
+        <w:gridCol w:w="1075"/>
+      </w:tblGrid>
+      <w:tr>
+        <w:trPr>
+          <w:tblHeader/>
+          <w:tblCellSpacing w:w="15" w:type="dxa"/>
+        </w:trPr>
+        <w:tc>
+          <w:tcPr>
+            <w:tcW w:w="0" w:type="auto"/>
+            <w:vAlign w:val="center"/>
+            <w:hideMark/>
+          </w:tcPr>
+          <w:p>
+            <w:pPr>
+              <w:spacing w:after="0" w:line="240" w:lineRule="auto"/>
+              <w:jc w:val="center"/>
+              <w:rPr>
+                <w:rFonts w:ascii="Times New Roman" w:eastAsia="Times New Roman" w:hAnsi="Times New Roman" w:cs="Times New Roman"/>
+                <w:b/>
+                <w:bCs/>
+                <w:kern w:val="0"/>
+                <w14:ligatures w14:val="none"/>
+              </w:rPr>
+            </w:pPr>
+            <w:r>
+              <w:rPr>
+                <w:rFonts w:ascii="Times New Roman" w:eastAsia="Times New Roman" w:hAnsi="Times New Roman" w:cs="Times New Roman"/>
+                <w:b/>
+                <w:bCs/>
+                <w:kern w:val="0"/>
+                <w14:ligatures w14:val="none"/>
+              </w:rPr>
+              <w:t>Element</w:t>
+            </w:r>
+          </w:p>
+        </w:tc>
+        <w:tc>
+          <w:tcPr>
+            <w:tcW w:w="0" w:type="auto"/>
+            <w:vAlign w:val="center"/>
+            <w:hideMark/>
+          </w:tcPr>
+          <w:p>
+            <w:pPr>
+              <w:spacing w:after="0" w:line="240" w:lineRule="auto"/>
+              <w:jc w:val="center"/>
+              <w:rPr>
+                <w:rFonts w:ascii="Times New Roman" w:eastAsia="Times New Roman" w:hAnsi="Times New Roman" w:cs="Times New Roman"/>
+                <w:b/>
+                <w:bCs/>
+                <w:kern w:val="0"/>
+                <w14:ligatures w14:val="none"/>
+              </w:rPr>
+            </w:pPr>
+            <w:r>
+              <w:rPr>
+                <w:rFonts w:ascii="Times New Roman" w:eastAsia="Times New Roman" w:hAnsi="Times New Roman" w:cs="Times New Roman"/>
+                <w:b/>
+                <w:bCs/>
+                <w:kern w:val="0"/>
+                <w14:ligatures w14:val="none"/>
+              </w:rPr>
+              <w:t>Size</w:t>
+            </w:r>
+          </w:p>
+        </w:tc>
+        <w:tc>
+          <w:tcPr>
+            <w:tcW w:w="0" w:type="auto"/>
+            <w:vAlign w:val="center"/>
+            <w:hideMark/>
+          </w:tcPr>
+          <w:p>
+            <w:pPr>
+              <w:spacing w:after="0" w:line="240" w:lineRule="auto"/>
+              <w:jc w:val="center"/>
+              <w:rPr>
+                <w:rFonts w:ascii="Times New Roman" w:eastAsia="Times New Roman" w:hAnsi="Times New Roman" w:cs="Times New Roman"/>
+                <w:b/>
+                <w:bCs/>
+                <w:kern w:val="0"/>
+                <w14:ligatures w14:val="none"/>
+              </w:rPr>
+            </w:pPr>
+            <w:r>
+              <w:rPr>
+                <w:rFonts w:ascii="Times New Roman" w:eastAsia="Times New Roman" w:hAnsi="Times New Roman" w:cs="Times New Roman"/>
+                <w:b/>
+                <w:bCs/>
+                <w:kern w:val="0"/>
+                <w14:ligatures w14:val="none"/>
+              </w:rPr>
+              <w:t>Weight</w:t>
+            </w:r>
+          </w:p>
+        </w:tc>
+      </w:tr>
+      <w:tr>
+        <w:trPr>
+          <w:tblCellSpacing w:w="15" w:type="dxa"/>
+        </w:trPr>
+        <w:tc>
+          <w:tcPr>
+            <w:tcW w:w="0" w:type="auto"/>
+            <w:vAlign w:val="center"/>
+            <w:hideMark/>
+          </w:tcPr>
+          <w:p>
+            <w:pPr>
+              <w:spacing w:after="0" w:line="240" w:lineRule="auto"/>
+              <w:rPr>
+                <w:rFonts w:ascii="Times New Roman" w:eastAsia="Times New Roman" w:hAnsi="Times New Roman" w:cs="Times New Roman"/>
+                <w:kern w:val="0"/>
+                <w14:ligatures w14:val="none"/>
+              </w:rPr>
+            </w:pPr>
+            <w:r>
+              <w:rPr>
+                <w:rFonts w:ascii="Times New Roman" w:eastAsia="Times New Roman" w:hAnsi="Times New Roman" w:cs="Times New Roman"/>
+                <w:kern w:val="0"/>
+                <w14:ligatures w14:val="none"/>
+              </w:rPr>
+              <w:t>Page Title</w:t>
+            </w:r>
+          </w:p>
+        </w:tc>
+        <w:tc>
+          <w:tcPr>
+            <w:tcW w:w="0" w:type="auto"/>
+            <w:vAlign w:val="center"/>
+            <w:hideMark/>
+          </w:tcPr>
+          <w:p>
+            <w:pPr>
+              <w:spacing w:after="0" w:line="240" w:lineRule="auto"/>
+              <w:rPr>
+                <w:rFonts w:ascii="Times New Roman" w:eastAsia="Times New Roman" w:hAnsi="Times New Roman" w:cs="Times New Roman"/>
+                <w:kern w:val="0"/>
+                <w14:ligatures w14:val="none"/>
+              </w:rPr>
+            </w:pPr>
+            <w:r>
+              <w:rPr>
+                <w:rFonts w:ascii="Times New Roman" w:eastAsia="Times New Roman" w:hAnsi="Times New Roman" w:cs="Times New Roman"/>
+                <w:kern w:val="0"/>
+                <w14:ligatures w14:val="none"/>
+              </w:rPr>
+              <w:t>22–24</w:t>
+            </w:r>
+          </w:p>
+        </w:tc>
+        <w:tc>
+          <w:tcPr>
+            <w:tcW w:w="0" w:type="auto"/>
+            <w:vAlign w:val="center"/>
+            <w:hideMark/>
+          </w:tcPr>
+          <w:p>
+            <w:pPr>
+              <w:spacing w:after="0" w:line="240" w:lineRule="auto"/>
+              <w:rPr>
+                <w:rFonts w:ascii="Times New Roman" w:eastAsia="Times New Roman" w:hAnsi="Times New Roman" w:cs="Times New Roman"/>
+                <w:kern w:val="0"/>
+                <w14:ligatures w14:val="none"/>
+              </w:rPr>
+            </w:pPr>
+            <w:r>
+              <w:rPr>
+                <w:rFonts w:ascii="Times New Roman" w:eastAsia="Times New Roman" w:hAnsi="Times New Roman" w:cs="Times New Roman"/>
+                <w:kern w:val="0"/>
+                <w14:ligatures w14:val="none"/>
+              </w:rPr>
+              <w:t>Bold</w:t>
+            </w:r>
+          </w:p>
+        </w:tc>
+      </w:tr>
+      <w:tr>
+        <w:trPr>
+          <w:tblCellSpacing w:w="15" w:type="dxa"/>
+        </w:trPr>
+        <w:tc>
+          <w:tcPr>
+            <w:tcW w:w="0" w:type="auto"/>
+            <w:vAlign w:val="center"/>
+            <w:hideMark/>
+          </w:tcPr>
+          <w:p>
+            <w:pPr>
+              <w:spacing w:after="0" w:line="240" w:lineRule="auto"/>
+              <w:rPr>
+                <w:rFonts w:ascii="Times New Roman" w:eastAsia="Times New Roman" w:hAnsi="Times New Roman" w:cs="Times New Roman"/>
+                <w:kern w:val="0"/>
+                <w14:ligatures w14:val="none"/>
+              </w:rPr>
+            </w:pPr>
+            <w:r>
+              <w:rPr>
+                <w:rFonts w:ascii="Times New Roman" w:eastAsia="Times New Roman" w:hAnsi="Times New Roman" w:cs="Times New Roman"/>
+                <w:kern w:val="0"/>
+                <w14:ligatures w14:val="none"/>
+              </w:rPr>
+              <w:t>Section Headers</w:t>
+            </w:r>
+          </w:p>
+        </w:tc>
+        <w:tc>
+          <w:tcPr>
+            <w:tcW w:w="0" w:type="auto"/>
+            <w:vAlign w:val="center"/>
+            <w:hideMark/>
+          </w:tcPr>
+          <w:p>
+            <w:pPr>
+              <w:spacing w:after="0" w:line="240" w:lineRule="auto"/>
+              <w:rPr>
+                <w:rFonts w:ascii="Times New Roman" w:eastAsia="Times New Roman" w:hAnsi="Times New Roman" w:cs="Times New Roman"/>
+                <w:kern w:val="0"/>
+                <w14:ligatures w14:val="none"/>
+              </w:rPr>
+            </w:pPr>
+            <w:r>
+              <w:rPr>
+                <w:rFonts w:ascii="Times New Roman" w:eastAsia="Times New Roman" w:hAnsi="Times New Roman" w:cs="Times New Roman"/>
+                <w:kern w:val="0"/>
+                <w14:ligatures w14:val="none"/>
+              </w:rPr>
+              <w:t>14–16</w:t>
+            </w:r>
+          </w:p>
+        </w:tc>
+        <w:tc>
+          <w:tcPr>
+            <w:tcW w:w="0" w:type="auto"/>
+            <w:vAlign w:val="center"/>
+            <w:hideMark/>
+          </w:tcPr>
+          <w:p>
+            <w:pPr>
+              <w:spacing w:after="0" w:line="240" w:lineRule="auto"/>
+              <w:rPr>
+                <w:rFonts w:ascii="Times New Roman" w:eastAsia="Times New Roman" w:hAnsi="Times New Roman" w:cs="Times New Roman"/>
+                <w:kern w:val="0"/>
+                <w14:ligatures w14:val="none"/>
+              </w:rPr>
+            </w:pPr>
+            <w:r>
+              <w:rPr>
+                <w:rFonts w:ascii="Times New Roman" w:eastAsia="Times New Roman" w:hAnsi="Times New Roman" w:cs="Times New Roman"/>
+                <w:kern w:val="0"/>
+                <w14:ligatures w14:val="none"/>
+              </w:rPr>
+              <w:t>Semi-bold</w:t>
+            </w:r>
+          </w:p>
+        </w:tc>
+      </w:tr>
+      <w:tr>
+        <w:trPr>
+          <w:tblCellSpacing w:w="15" w:type="dxa"/>
+        </w:trPr>
+        <w:tc>
+          <w:tcPr>
+            <w:tcW w:w="0" w:type="auto"/>
+            <w:vAlign w:val="center"/>
+            <w:hideMark/>
+          </w:tcPr>
+          <w:p>
+            <w:pPr>
+              <w:spacing w:after="0" w:line="240" w:lineRule="auto"/>
+              <w:rPr>
+                <w:rFonts w:ascii="Times New Roman" w:eastAsia="Times New Roman" w:hAnsi="Times New Roman" w:cs="Times New Roman"/>
+                <w:kern w:val="0"/>
+                <w14:ligatures w14:val="none"/>
+              </w:rPr>
+            </w:pPr>
+            <w:r>
+              <w:rPr>
+                <w:rFonts w:ascii="Times New Roman" w:eastAsia="Times New Roman" w:hAnsi="Times New Roman" w:cs="Times New Roman"/>
+                <w:kern w:val="0"/>
+                <w14:ligatures w14:val="none"/>
+              </w:rPr>
+              <w:t>KPI Labels</w:t>
+            </w:r>
+          </w:p>
+        </w:tc>
+        <w:tc>
+          <w:tcPr>
+            <w:tcW w:w="0" w:type="auto"/>
+            <w:vAlign w:val="center"/>
+            <w:hideMark/>
+          </w:tcPr>
+          <w:p>
+            <w:pPr>
+              <w:spacing w:after="0" w:line="240" w:lineRule="auto"/>
+              <w:rPr>
+                <w:rFonts w:ascii="Times New Roman" w:eastAsia="Times New Roman" w:hAnsi="Times New Roman" w:cs="Times New Roman"/>
+                <w:kern w:val="0"/>
+                <w14:ligatures w14:val="none"/>
+              </w:rPr>
+            </w:pPr>
+            <w:r>
+              <w:rPr>
+                <w:rFonts w:ascii="Times New Roman" w:eastAsia="Times New Roman" w:hAnsi="Times New Roman" w:cs="Times New Roman"/>
+                <w:kern w:val="0"/>
+                <w14:ligatures w14:val="none"/>
+              </w:rPr>
+              <w:t>10–11</w:t>
+            </w:r>
+          </w:p>
+        </w:tc>
+        <w:tc>
+          <w:tcPr>
+            <w:tcW w:w="0" w:type="auto"/>
+            <w:vAlign w:val="center"/>
+            <w:hideMark/>
+          </w:tcPr>
+          <w:p>
+            <w:pPr>
+              <w:spacing w:after="0" w:line="240" w:lineRule="auto"/>
+              <w:rPr>
+                <w:rFonts w:ascii="Times New Roman" w:eastAsia="Times New Roman" w:hAnsi="Times New Roman" w:cs="Times New Roman"/>
+                <w:kern w:val="0"/>
+                <w14:ligatures w14:val="none"/>
+              </w:rPr>
+            </w:pPr>
+            <w:r>
+              <w:rPr>
+                <w:rFonts w:ascii="Times New Roman" w:eastAsia="Times New Roman" w:hAnsi="Times New Roman" w:cs="Times New Roman"/>
+                <w:kern w:val="0"/>
+                <w14:ligatures w14:val="none"/>
+              </w:rPr>
+              <w:t>Regular</w:t>
+            </w:r>
+          </w:p>
+        </w:tc>
+      </w:tr>
+      <w:tr>
+        <w:trPr>
+          <w:tblCellSpacing w:w="15" w:type="dxa"/>
+        </w:trPr>
+        <w:tc>
+          <w:tcPr>
+            <w:tcW w:w="0" w:type="auto"/>
+            <w:vAlign w:val="center"/>
+            <w:hideMark/>
+          </w:tcPr>
+          <w:p>
+            <w:pPr>
+              <w:spacing w:after="0" w:line="240" w:lineRule="auto"/>
+              <w:rPr>
+                <w:rFonts w:ascii="Times New Roman" w:eastAsia="Times New Roman" w:hAnsi="Times New Roman" w:cs="Times New Roman"/>
+                <w:kern w:val="0"/>
+                <w14:ligatures w14:val="none"/>
+              </w:rPr>
+            </w:pPr>
+            <w:r>
+              <w:rPr>
+                <w:rFonts w:ascii="Times New Roman" w:eastAsia="Times New Roman" w:hAnsi="Times New Roman" w:cs="Times New Roman"/>
+                <w:kern w:val="0"/>
+                <w14:ligatures w14:val="none"/>
+              </w:rPr>
+              <w:t>KPI Values</w:t>
+            </w:r>
+          </w:p>
+        </w:tc>
+        <w:tc>
+          <w:tcPr>
+            <w:tcW w:w="0" w:type="auto"/>
+            <w:vAlign w:val="center"/>
+            <w:hideMark/>
+          </w:tcPr>
+          <w:p>
+            <w:pPr>
+              <w:spacing w:after="0" w:line="240" w:lineRule="auto"/>
+              <w:rPr>
+                <w:rFonts w:ascii="Times New Roman" w:eastAsia="Times New Roman" w:hAnsi="Times New Roman" w:cs="Times New Roman"/>
+                <w:kern w:val="0"/>
+                <w14:ligatures w14:val="none"/>
+              </w:rPr>
+            </w:pPr>
+            <w:r>
+              <w:rPr>
+                <w:rFonts w:ascii="Times New Roman" w:eastAsia="Times New Roman" w:hAnsi="Times New Roman" w:cs="Times New Roman"/>
+                <w:kern w:val="0"/>
+                <w14:ligatures w14:val="none"/>
+              </w:rPr>
+              <w:t>18–20</w:t>
+            </w:r>
+          </w:p>
+        </w:tc>
+        <w:tc>
+          <w:tcPr>
+            <w:tcW w:w="0" w:type="auto"/>
+            <w:vAlign w:val="center"/>
+            <w:hideMark/>
+          </w:tcPr>
+          <w:p>
+            <w:pPr>
+              <w:spacing w:after="0" w:line="240" w:lineRule="auto"/>
+              <w:rPr>
+                <w:rFonts w:ascii="Times New Roman" w:eastAsia="Times New Roman" w:hAnsi="Times New Roman" w:cs="Times New Roman"/>
+                <w:kern w:val="0"/>
+                <w14:ligatures w14:val="none"/>
+              </w:rPr>
+            </w:pPr>
+            <w:r>
+              <w:rPr>
+                <w:rFonts w:ascii="Times New Roman" w:eastAsia="Times New Roman" w:hAnsi="Times New Roman" w:cs="Times New Roman"/>
+                <w:kern w:val="0"/>
+                <w14:ligatures w14:val="none"/>
+              </w:rPr>
+              <w:t>Bold</w:t>
+            </w:r>
+          </w:p>
+        </w:tc>
+      </w:tr>
+      <w:tr>
+        <w:trPr>
+          <w:tblCellSpacing w:w="15" w:type="dxa"/>
+        </w:trPr>
+        <w:tc>
+          <w:tcPr>
+            <w:tcW w:w="0" w:type="auto"/>
+            <w:vAlign w:val="center"/>
+            <w:hideMark/>
+          </w:tcPr>
+          <w:p>
+            <w:pPr>
+              <w:spacing w:after="0" w:line="240" w:lineRule="auto"/>
+              <w:rPr>
+                <w:rFonts w:ascii="Times New Roman" w:eastAsia="Times New Roman" w:hAnsi="Times New Roman" w:cs="Times New Roman"/>
+                <w:kern w:val="0"/>
+                <w14:ligatures w14:val="none"/>
+              </w:rPr>
+            </w:pPr>
+            <w:r>
+              <w:rPr>
+                <w:rFonts w:ascii="Times New Roman" w:eastAsia="Times New Roman" w:hAnsi="Times New Roman" w:cs="Times New Roman"/>
+                <w:kern w:val="0"/>
+                <w14:ligatures w14:val="none"/>
+              </w:rPr>
+              <w:t>Table Headers</w:t>
+            </w:r>
+          </w:p>
+        </w:tc>
+        <w:tc>
+          <w:tcPr>
+            <w:tcW w:w="0" w:type="auto"/>
+            <w:vAlign w:val="center"/>
+            <w:hideMark/>
+          </w:tcPr>
+          <w:p>
+            <w:pPr>
+              <w:spacing w:after="0" w:line="240" w:lineRule="auto"/>
+              <w:rPr>
+                <w:rFonts w:ascii="Times New Roman" w:eastAsia="Times New Roman" w:hAnsi="Times New Roman" w:cs="Times New Roman"/>
+                <w:kern w:val="0"/>
+                <w14:ligatures w14:val="none"/>
+              </w:rPr>
+            </w:pPr>
+            <w:r>
+              <w:rPr>
+                <w:rFonts w:ascii="Times New Roman" w:eastAsia="Times New Roman" w:hAnsi="Times New Roman" w:cs="Times New Roman"/>
+                <w:kern w:val="0"/>
+                <w14:ligatures w14:val="none"/>
+              </w:rPr>
+              <w:t>11</w:t>
+            </w:r>
+          </w:p>
+        </w:tc>
+        <w:tc>
+          <w:tcPr>
+            <w:tcW w:w="0" w:type="auto"/>
+            <w:vAlign w:val="center"/>
+            <w:hideMark/>
+          </w:tcPr>
+          <w:p>
+            <w:pPr>
+              <w:spacing w:after="0" w:line="240" w:lineRule="auto"/>
+              <w:rPr>
+                <w:rFonts w:ascii="Times New Roman" w:eastAsia="Times New Roman" w:hAnsi="Times New Roman" w:cs="Times New Roman"/>
+                <w:kern w:val="0"/>
+                <w14:ligatures w14:val="none"/>
+              </w:rPr>
+            </w:pPr>
+            <w:r>
+              <w:rPr>
+                <w:rFonts w:ascii="Times New Roman" w:eastAsia="Times New Roman" w:hAnsi="Times New Roman" w:cs="Times New Roman"/>
+                <w:kern w:val="0"/>
+                <w14:ligatures w14:val="none"/>
+              </w:rPr>
+              <w:t>Semi-bold</w:t>
+            </w:r>
+          </w:p>
+        </w:tc>
+      </w:tr>
+      <w:tr>
+        <w:trPr>
+          <w:tblCellSpacing w:w="15" w:type="dxa"/>
+        </w:trPr>
+        <w:tc>
+          <w:tcPr>
+            <w:tcW w:w="0" w:type="auto"/>
+            <w:vAlign w:val="center"/>
+            <w:hideMark/>
+          </w:tcPr>
+          <w:p>
+            <w:pPr>
+              <w:spacing w:after="0" w:line="240" w:lineRule="auto"/>
+              <w:rPr>
+                <w:rFonts w:ascii="Times New Roman" w:eastAsia="Times New Roman" w:hAnsi="Times New Roman" w:cs="Times New Roman"/>
+                <w:kern w:val="0"/>
+                <w14:ligatures w14:val="none"/>
+              </w:rPr>
+            </w:pPr>
+            <w:r>
+              <w:rPr>
+                <w:rFonts w:ascii="Times New Roman" w:eastAsia="Times New Roman" w:hAnsi="Times New Roman" w:cs="Times New Roman"/>
+                <w:kern w:val="0"/>
+                <w14:ligatures w14:val="none"/>
+              </w:rPr>
+              <w:t>Table Body</w:t>
+            </w:r>
+          </w:p>
+        </w:tc>
+        <w:tc>
+          <w:tcPr>
+            <w:tcW w:w="0" w:type="auto"/>
+            <w:vAlign w:val="center"/>
+            <w:hideMark/>
+          </w:tcPr>
+          <w:p>
+            <w:pPr>
+              <w:spacing w:after="0" w:line="240" w:lineRule="auto"/>
+              <w:rPr>
+                <w:rFonts w:ascii="Times New Roman" w:eastAsia="Times New Roman" w:hAnsi="Times New Roman" w:cs="Times New Roman"/>
+                <w:kern w:val="0"/>
+                <w14:ligatures w14:val="none"/>
+              </w:rPr>
+            </w:pPr>
+            <w:r>
+              <w:rPr>
+                <w:rFonts w:ascii="Times New Roman" w:eastAsia="Times New Roman" w:hAnsi="Times New Roman" w:cs="Times New Roman"/>
+                <w:kern w:val="0"/>
+                <w14:ligatures w14:val="none"/>
+              </w:rPr>
+              <w:t>10</w:t>
+            </w:r>
+          </w:p>
+        </w:tc>
+        <w:tc>
+          <w:tcPr>
+            <w:tcW w:w="0" w:type="auto"/>
+            <w:vAlign w:val="center"/>
+            <w:hideMark/>
+          </w:tcPr>
+          <w:p>
+            <w:pPr>
+              <w:spacing w:after="0" w:line="240" w:lineRule="auto"/>
+              <w:rPr>
+                <w:rFonts w:ascii="Times New Roman" w:eastAsia="Times New Roman" w:hAnsi="Times New Roman" w:cs="Times New Roman"/>
+                <w:kern w:val="0"/>
+                <w14:ligatures w14:val="none"/>
+              </w:rPr>
+            </w:pPr>
+            <w:r>
+              <w:rPr>
+                <w:rFonts w:ascii="Times New Roman" w:eastAsia="Times New Roman" w:hAnsi="Times New Roman" w:cs="Times New Roman"/>
+                <w:kern w:val="0"/>
+                <w14:ligatures w14:val="none"/>
+              </w:rPr>
+              <w:t>Regular</w:t>
+            </w:r>
+          </w:p>
+        </w:tc>
+      </w:tr>
+      <w:tr>
+        <w:trPr>
+          <w:tblCellSpacing w:w="15" w:type="dxa"/>
+        </w:trPr>
+        <w:tc>
+          <w:tcPr>
+            <w:tcW w:w="0" w:type="auto"/>
+            <w:vAlign w:val="center"/>
+            <w:hideMark/>
+          </w:tcPr>
+          <w:p>
+            <w:pPr>
+              <w:spacing w:after="0" w:line="240" w:lineRule="auto"/>
+              <w:rPr>
+                <w:rFonts w:ascii="Times New Roman" w:eastAsia="Times New Roman" w:hAnsi="Times New Roman" w:cs="Times New Roman"/>
+                <w:kern w:val="0"/>
+                <w14:ligatures w14:val="none"/>
+              </w:rPr>
+            </w:pPr>
+            <w:r>
+              <w:rPr>
+                <w:rFonts w:ascii="Times New Roman" w:eastAsia="Times New Roman" w:hAnsi="Times New Roman" w:cs="Times New Roman"/>
+                <w:kern w:val="0"/>
+                <w14:ligatures w14:val="none"/>
+              </w:rPr>
+              <w:t>Slicer Headers</w:t>
+            </w:r>
+          </w:p>
+        </w:tc>
+        <w:tc>
+          <w:tcPr>
+            <w:tcW w:w="0" w:type="auto"/>
+            <w:vAlign w:val="center"/>
+            <w:hideMark/>
+          </w:tcPr>
+          <w:p>
+            <w:pPr>
+              <w:spacing w:after="0" w:line="240" w:lineRule="auto"/>
+              <w:rPr>
+                <w:rFonts w:ascii="Times New Roman" w:eastAsia="Times New Roman" w:hAnsi="Times New Roman" w:cs="Times New Roman"/>
+                <w:kern w:val="0"/>
+                <w14:ligatures w14:val="none"/>
+              </w:rPr>
+            </w:pPr>
+            <w:r>
+              <w:rPr>
+                <w:rFonts w:ascii="Times New Roman" w:eastAsia="Times New Roman" w:hAnsi="Times New Roman" w:cs="Times New Roman"/>
+                <w:kern w:val="0"/>
+                <w14:ligatures w14:val="none"/>
+              </w:rPr>
+              <w:t>11</w:t>
+            </w:r>
+          </w:p>
+        </w:tc>
+        <w:tc>
+          <w:tcPr>
+            <w:tcW w:w="0" w:type="auto"/>
+            <w:vAlign w:val="center"/>
+            <w:hideMark/>
+          </w:tcPr>
+          <w:p>
+            <w:pPr>
+              <w:spacing w:after="0" w:line="240" w:lineRule="auto"/>
+              <w:rPr>
+                <w:rFonts w:ascii="Times New Roman" w:eastAsia="Times New Roman" w:hAnsi="Times New Roman" w:cs="Times New Roman"/>
+                <w:kern w:val="0"/>
+                <w14:ligatures w14:val="none"/>
+              </w:rPr>
+            </w:pPr>
+            <w:r>
+              <w:rPr>
+                <w:rFonts w:ascii="Times New Roman" w:eastAsia="Times New Roman" w:hAnsi="Times New Roman" w:cs="Times New Roman"/>
+                <w:kern w:val="0"/>
+                <w14:ligatures w14:val="none"/>
+              </w:rPr>
+              <w:t>Semi-bold</w:t>
+            </w:r>
+          </w:p>
+        </w:tc>
+      </w:tr>
+      <w:tr>
+        <w:trPr>
+          <w:tblCellSpacing w:w="15" w:type="dxa"/>
+        </w:trPr>
+        <w:tc>
+          <w:tcPr>
+            <w:tcW w:w="0" w:type="auto"/>
+            <w:vAlign w:val="center"/>
+            <w:hideMark/>
+          </w:tcPr>
+          <w:p>
+            <w:pPr>
+              <w:spacing w:after="0" w:line="240" w:lineRule="auto"/>
+              <w:rPr>
+                <w:rFonts w:ascii="Times New Roman" w:eastAsia="Times New Roman" w:hAnsi="Times New Roman" w:cs="Times New Roman"/>
+                <w:kern w:val="0"/>
+                <w14:ligatures w14:val="none"/>
+              </w:rPr>
+            </w:pPr>
+            <w:r>
+              <w:rPr>
+                <w:rFonts w:ascii="Times New Roman" w:eastAsia="Times New Roman" w:hAnsi="Times New Roman" w:cs="Times New Roman"/>
+                <w:kern w:val="0"/>
+                <w14:ligatures w14:val="none"/>
+              </w:rPr>
+              <w:t>Axis Labels</w:t>
+            </w:r>
+          </w:p>
+        </w:tc>
+        <w:tc>
+          <w:tcPr>
+            <w:tcW w:w="0" w:type="auto"/>
+            <w:vAlign w:val="center"/>
+            <w:hideMark/>
+          </w:tcPr>
+          <w:p>
+            <w:pPr>
+              <w:spacing w:after="0" w:line="240" w:lineRule="auto"/>
+              <w:rPr>
+                <w:rFonts w:ascii="Times New Roman" w:eastAsia="Times New Roman" w:hAnsi="Times New Roman" w:cs="Times New Roman"/>
+                <w:kern w:val="0"/>
+                <w14:ligatures w14:val="none"/>
+              </w:rPr>
+            </w:pPr>
+            <w:r>
+              <w:rPr>
+                <w:rFonts w:ascii="Times New Roman" w:eastAsia="Times New Roman" w:hAnsi="Times New Roman" w:cs="Times New Roman"/>
+                <w:kern w:val="0"/>
+                <w14:ligatures w14:val="none"/>
+              </w:rPr>
+              <w:t>10</w:t>
+            </w:r>
+          </w:p>
+        </w:tc>
+        <w:tc>
+          <w:tcPr>
+            <w:tcW w:w="0" w:type="auto"/>
+            <w:vAlign w:val="center"/>
+            <w:hideMark/>
+          </w:tcPr>
+          <w:p>
+            <w:pPr>
+              <w:spacing w:after="0" w:line="240" w:lineRule="auto"/>
+              <w:rPr>
+                <w:rFonts w:ascii="Times New Roman" w:eastAsia="Times New Roman" w:hAnsi="Times New Roman" w:cs="Times New Roman"/>
+                <w:kern w:val="0"/>
+                <w14:ligatures w14:val="none"/>
+              </w:rPr>
+            </w:pPr>
+            <w:r>
+              <w:rPr>
+                <w:rFonts w:ascii="Times New Roman" w:eastAsia="Times New Roman" w:hAnsi="Times New Roman" w:cs="Times New Roman"/>
+                <w:kern w:val="0"/>
+                <w14:ligatures w14:val="none"/>
+              </w:rPr>
+              <w:t>Regular</w:t>
+            </w:r>
+          </w:p>
+        </w:tc>
+      </w:tr>
+    </w:tbl>
+    <w:p>
+      <w:pPr>
+        <w:spacing w:after="0"/>
+        <w:rPr>
+          <w:b/>
+          <w:bCs/>
+        </w:rPr>
+      </w:pPr>
+    </w:p>
+    <w:p>
+      <w:pPr>
+        <w:spacing w:after="0"/>
+      </w:pPr>
+    </w:p>
+    <w:p>
+      <w:pPr>
+        <w:spacing w:after="0"/>
+      </w:pPr>
+    </w:p>
+    <w:p>
+      <w:pPr>
+        <w:spacing w:after="0"/>
+      </w:pPr>
+    </w:p>
     <w:sectPr>
       <w:pgSz w:w="12240" w:h="15840"/>
       <w:pgMar w:top="1440" w:right="1440" w:bottom="1440" w:left="1440" w:header="720" w:footer="720" w:gutter="0"/>
@@ -630,6 +2491,155 @@
 <file path=word/numbering.xml><?xml version="1.0" encoding="utf-8"?>
 <w:numbering xmlns:wpc="http://schemas.microsoft.com/office/word/2010/wordprocessingCanvas" xmlns:cx="http://schemas.microsoft.com/office/drawing/2014/chartex" xmlns:cx1="http://schemas.microsoft.com/office/drawing/2015/9/8/chartex" xmlns:cx2="http://schemas.microsoft.com/office/drawing/2015/10/21/chartex" xmlns:cx3="http://schemas.microsoft.com/office/drawing/2016/5/9/chartex" xmlns:cx4="http://schemas.microsoft.com/office/drawing/2016/5/10/chartex" xmlns:cx5="http://schemas.microsoft.com/office/drawing/2016/5/11/chartex" xmlns:cx6="http://schemas.microsoft.com/office/drawing/2016/5/12/chartex" xmlns:cx7="http://schemas.microsoft.com/office/drawing/2016/5/13/chartex" xmlns:cx8="http://schemas.microsoft.com/office/drawing/2016/5/14/chartex" xmlns:mc="http://schemas.openxmlformats.org/markup-compatibility/2006" xmlns:aink="http://schemas.microsoft.com/office/drawing/2016/ink" xmlns:am3d="http://schemas.microsoft.com/office/drawing/2017/model3d" xmlns:o="urn:schemas-microsoft-com:office:office" xmlns:oel="http://schemas.microsoft.com/office/2019/extlst" xmlns:r="http://schemas.openxmlformats.org/officeDocument/2006/relationships" xmlns:m="http://schemas.openxmlformats.org/officeDocument/2006/math" xmlns:v="urn:schemas-microsoft-com:vml" xmlns:wp14="http://schemas.microsoft.com/office/word/2010/wordprocessingDrawing" xmlns:wp="http://schemas.openxmlformats.org/drawingml/2006/wordprocessingDrawing" xmlns:w10="urn:schemas-microsoft-com:office:word" xmlns:w="http://schemas.openxmlformats.org/wordprocessingml/2006/main" xmlns:w14="http://schemas.microsoft.com/office/word/2010/wordml" xmlns:w15="http://schemas.microsoft.com/office/word/2012/wordml" xmlns:w16cex="http://schemas.microsoft.com/office/word/2018/wordml/cex" xmlns:w16cid="http://schemas.microsoft.com/office/word/2016/wordml/cid" xmlns:w16="http://schemas.microsoft.com/office/word/2018/wordml" xmlns:w16du="http://schemas.microsoft.com/office/word/2023/wordml/word16du" xmlns:w16sdtdh="http://schemas.microsoft.com/office/word/2020/wordml/sdtdatahash" xmlns:w16sdtfl="http://schemas.microsoft.com/office/word/2024/wordml/sdtformatlock" xmlns:w16se="http://schemas.microsoft.com/office/word/2015/wordml/symex" xmlns:wpg="http://schemas.microsoft.com/office/word/2010/wordprocessingGroup" xmlns:wpi="http://schemas.microsoft.com/office/word/2010/wordprocessingInk" xmlns:wne="http://schemas.microsoft.com/office/word/2006/wordml" xmlns:wps="http://schemas.microsoft.com/office/word/2010/wordprocessingShape" mc:Ignorable="w14 w15 w16se w16cid w16 w16cex w16sdtdh w16sdtfl w16du wp14">
   <w:abstractNum w:abstractNumId="0" w15:restartNumberingAfterBreak="0">
+    <w:nsid w:val="02F825B9"/>
+    <w:multiLevelType w:val="multilevel"/>
+    <w:tmpl w:val="D3C018A8"/>
+    <w:lvl w:ilvl="0">
+      <w:start w:val="1"/>
+      <w:numFmt w:val="bullet"/>
+      <w:lvlText w:val=""/>
+      <w:lvlJc w:val="left"/>
+      <w:pPr>
+        <w:tabs>
+          <w:tab w:val="num" w:pos="720"/>
+        </w:tabs>
+        <w:ind w:left="720" w:hanging="360"/>
+      </w:pPr>
+      <w:rPr>
+        <w:rFonts w:ascii="Symbol" w:hAnsi="Symbol" w:hint="default"/>
+        <w:sz w:val="20"/>
+      </w:rPr>
+    </w:lvl>
+    <w:lvl w:ilvl="1" w:tentative="1">
+      <w:start w:val="1"/>
+      <w:numFmt w:val="bullet"/>
+      <w:lvlText w:val="o"/>
+      <w:lvlJc w:val="left"/>
+      <w:pPr>
+        <w:tabs>
+          <w:tab w:val="num" w:pos="1440"/>
+        </w:tabs>
+        <w:ind w:left="1440" w:hanging="360"/>
+      </w:pPr>
+      <w:rPr>
+        <w:rFonts w:ascii="Courier New" w:hAnsi="Courier New" w:hint="default"/>
+        <w:sz w:val="20"/>
+      </w:rPr>
+    </w:lvl>
+    <w:lvl w:ilvl="2" w:tentative="1">
+      <w:start w:val="1"/>
+      <w:numFmt w:val="bullet"/>
+      <w:lvlText w:val=""/>
+      <w:lvlJc w:val="left"/>
+      <w:pPr>
+        <w:tabs>
+          <w:tab w:val="num" w:pos="2160"/>
+        </w:tabs>
+        <w:ind w:left="2160" w:hanging="360"/>
+      </w:pPr>
+      <w:rPr>
+        <w:rFonts w:ascii="Wingdings" w:hAnsi="Wingdings" w:hint="default"/>
+        <w:sz w:val="20"/>
+      </w:rPr>
+    </w:lvl>
+    <w:lvl w:ilvl="3" w:tentative="1">
+      <w:start w:val="1"/>
+      <w:numFmt w:val="bullet"/>
+      <w:lvlText w:val=""/>
+      <w:lvlJc w:val="left"/>
+      <w:pPr>
+        <w:tabs>
+          <w:tab w:val="num" w:pos="2880"/>
+        </w:tabs>
+        <w:ind w:left="2880" w:hanging="360"/>
+      </w:pPr>
+      <w:rPr>
+        <w:rFonts w:ascii="Wingdings" w:hAnsi="Wingdings" w:hint="default"/>
+        <w:sz w:val="20"/>
+      </w:rPr>
+    </w:lvl>
+    <w:lvl w:ilvl="4" w:tentative="1">
+      <w:start w:val="1"/>
+      <w:numFmt w:val="bullet"/>
+      <w:lvlText w:val=""/>
+      <w:lvlJc w:val="left"/>
+      <w:pPr>
+        <w:tabs>
+          <w:tab w:val="num" w:pos="3600"/>
+        </w:tabs>
+        <w:ind w:left="3600" w:hanging="360"/>
+      </w:pPr>
+      <w:rPr>
+        <w:rFonts w:ascii="Wingdings" w:hAnsi="Wingdings" w:hint="default"/>
+        <w:sz w:val="20"/>
+      </w:rPr>
+    </w:lvl>
+    <w:lvl w:ilvl="5" w:tentative="1">
+      <w:start w:val="1"/>
+      <w:numFmt w:val="bullet"/>
+      <w:lvlText w:val=""/>
+      <w:lvlJc w:val="left"/>
+      <w:pPr>
+        <w:tabs>
+          <w:tab w:val="num" w:pos="4320"/>
+        </w:tabs>
+        <w:ind w:left="4320" w:hanging="360"/>
+      </w:pPr>
+      <w:rPr>
+        <w:rFonts w:ascii="Wingdings" w:hAnsi="Wingdings" w:hint="default"/>
+        <w:sz w:val="20"/>
+      </w:rPr>
+    </w:lvl>
+    <w:lvl w:ilvl="6" w:tentative="1">
+      <w:start w:val="1"/>
+      <w:numFmt w:val="bullet"/>
+      <w:lvlText w:val=""/>
+      <w:lvlJc w:val="left"/>
+      <w:pPr>
+        <w:tabs>
+          <w:tab w:val="num" w:pos="5040"/>
+        </w:tabs>
+        <w:ind w:left="5040" w:hanging="360"/>
+      </w:pPr>
+      <w:rPr>
+        <w:rFonts w:ascii="Wingdings" w:hAnsi="Wingdings" w:hint="default"/>
+        <w:sz w:val="20"/>
+      </w:rPr>
+    </w:lvl>
+    <w:lvl w:ilvl="7" w:tentative="1">
+      <w:start w:val="1"/>
+      <w:numFmt w:val="bullet"/>
+      <w:lvlText w:val=""/>
+      <w:lvlJc w:val="left"/>
+      <w:pPr>
+        <w:tabs>
+          <w:tab w:val="num" w:pos="5760"/>
+        </w:tabs>
+        <w:ind w:left="5760" w:hanging="360"/>
+      </w:pPr>
+      <w:rPr>
+        <w:rFonts w:ascii="Wingdings" w:hAnsi="Wingdings" w:hint="default"/>
+        <w:sz w:val="20"/>
+      </w:rPr>
+    </w:lvl>
+    <w:lvl w:ilvl="8" w:tentative="1">
+      <w:start w:val="1"/>
+      <w:numFmt w:val="bullet"/>
+      <w:lvlText w:val=""/>
+      <w:lvlJc w:val="left"/>
+      <w:pPr>
+        <w:tabs>
+          <w:tab w:val="num" w:pos="6480"/>
+        </w:tabs>
+        <w:ind w:left="6480" w:hanging="360"/>
+      </w:pPr>
+      <w:rPr>
+        <w:rFonts w:ascii="Wingdings" w:hAnsi="Wingdings" w:hint="default"/>
+        <w:sz w:val="20"/>
+      </w:rPr>
+    </w:lvl>
+  </w:abstractNum>
+  <w:abstractNum w:abstractNumId="1" w15:restartNumberingAfterBreak="0">
     <w:nsid w:val="1C0A5418"/>
     <w:multiLevelType w:val="multilevel"/>
     <w:tmpl w:val="E25EC15E"/>
@@ -778,7 +2788,156 @@
       </w:rPr>
     </w:lvl>
   </w:abstractNum>
-  <w:abstractNum w:abstractNumId="1" w15:restartNumberingAfterBreak="0">
+  <w:abstractNum w:abstractNumId="2" w15:restartNumberingAfterBreak="0">
+    <w:nsid w:val="341375E7"/>
+    <w:multiLevelType w:val="multilevel"/>
+    <w:tmpl w:val="EC5C2100"/>
+    <w:lvl w:ilvl="0">
+      <w:start w:val="1"/>
+      <w:numFmt w:val="bullet"/>
+      <w:lvlText w:val=""/>
+      <w:lvlJc w:val="left"/>
+      <w:pPr>
+        <w:tabs>
+          <w:tab w:val="num" w:pos="720"/>
+        </w:tabs>
+        <w:ind w:left="720" w:hanging="360"/>
+      </w:pPr>
+      <w:rPr>
+        <w:rFonts w:ascii="Symbol" w:hAnsi="Symbol" w:hint="default"/>
+        <w:sz w:val="20"/>
+      </w:rPr>
+    </w:lvl>
+    <w:lvl w:ilvl="1" w:tentative="1">
+      <w:start w:val="1"/>
+      <w:numFmt w:val="bullet"/>
+      <w:lvlText w:val="o"/>
+      <w:lvlJc w:val="left"/>
+      <w:pPr>
+        <w:tabs>
+          <w:tab w:val="num" w:pos="1440"/>
+        </w:tabs>
+        <w:ind w:left="1440" w:hanging="360"/>
+      </w:pPr>
+      <w:rPr>
+        <w:rFonts w:ascii="Courier New" w:hAnsi="Courier New" w:hint="default"/>
+        <w:sz w:val="20"/>
+      </w:rPr>
+    </w:lvl>
+    <w:lvl w:ilvl="2" w:tentative="1">
+      <w:start w:val="1"/>
+      <w:numFmt w:val="bullet"/>
+      <w:lvlText w:val=""/>
+      <w:lvlJc w:val="left"/>
+      <w:pPr>
+        <w:tabs>
+          <w:tab w:val="num" w:pos="2160"/>
+        </w:tabs>
+        <w:ind w:left="2160" w:hanging="360"/>
+      </w:pPr>
+      <w:rPr>
+        <w:rFonts w:ascii="Wingdings" w:hAnsi="Wingdings" w:hint="default"/>
+        <w:sz w:val="20"/>
+      </w:rPr>
+    </w:lvl>
+    <w:lvl w:ilvl="3" w:tentative="1">
+      <w:start w:val="1"/>
+      <w:numFmt w:val="bullet"/>
+      <w:lvlText w:val=""/>
+      <w:lvlJc w:val="left"/>
+      <w:pPr>
+        <w:tabs>
+          <w:tab w:val="num" w:pos="2880"/>
+        </w:tabs>
+        <w:ind w:left="2880" w:hanging="360"/>
+      </w:pPr>
+      <w:rPr>
+        <w:rFonts w:ascii="Wingdings" w:hAnsi="Wingdings" w:hint="default"/>
+        <w:sz w:val="20"/>
+      </w:rPr>
+    </w:lvl>
+    <w:lvl w:ilvl="4" w:tentative="1">
+      <w:start w:val="1"/>
+      <w:numFmt w:val="bullet"/>
+      <w:lvlText w:val=""/>
+      <w:lvlJc w:val="left"/>
+      <w:pPr>
+        <w:tabs>
+          <w:tab w:val="num" w:pos="3600"/>
+        </w:tabs>
+        <w:ind w:left="3600" w:hanging="360"/>
+      </w:pPr>
+      <w:rPr>
+        <w:rFonts w:ascii="Wingdings" w:hAnsi="Wingdings" w:hint="default"/>
+        <w:sz w:val="20"/>
+      </w:rPr>
+    </w:lvl>
+    <w:lvl w:ilvl="5" w:tentative="1">
+      <w:start w:val="1"/>
+      <w:numFmt w:val="bullet"/>
+      <w:lvlText w:val=""/>
+      <w:lvlJc w:val="left"/>
+      <w:pPr>
+        <w:tabs>
+          <w:tab w:val="num" w:pos="4320"/>
+        </w:tabs>
+        <w:ind w:left="4320" w:hanging="360"/>
+      </w:pPr>
+      <w:rPr>
+        <w:rFonts w:ascii="Wingdings" w:hAnsi="Wingdings" w:hint="default"/>
+        <w:sz w:val="20"/>
+      </w:rPr>
+    </w:lvl>
+    <w:lvl w:ilvl="6" w:tentative="1">
+      <w:start w:val="1"/>
+      <w:numFmt w:val="bullet"/>
+      <w:lvlText w:val=""/>
+      <w:lvlJc w:val="left"/>
+      <w:pPr>
+        <w:tabs>
+          <w:tab w:val="num" w:pos="5040"/>
+        </w:tabs>
+        <w:ind w:left="5040" w:hanging="360"/>
+      </w:pPr>
+      <w:rPr>
+        <w:rFonts w:ascii="Wingdings" w:hAnsi="Wingdings" w:hint="default"/>
+        <w:sz w:val="20"/>
+      </w:rPr>
+    </w:lvl>
+    <w:lvl w:ilvl="7" w:tentative="1">
+      <w:start w:val="1"/>
+      <w:numFmt w:val="bullet"/>
+      <w:lvlText w:val=""/>
+      <w:lvlJc w:val="left"/>
+      <w:pPr>
+        <w:tabs>
+          <w:tab w:val="num" w:pos="5760"/>
+        </w:tabs>
+        <w:ind w:left="5760" w:hanging="360"/>
+      </w:pPr>
+      <w:rPr>
+        <w:rFonts w:ascii="Wingdings" w:hAnsi="Wingdings" w:hint="default"/>
+        <w:sz w:val="20"/>
+      </w:rPr>
+    </w:lvl>
+    <w:lvl w:ilvl="8" w:tentative="1">
+      <w:start w:val="1"/>
+      <w:numFmt w:val="bullet"/>
+      <w:lvlText w:val=""/>
+      <w:lvlJc w:val="left"/>
+      <w:pPr>
+        <w:tabs>
+          <w:tab w:val="num" w:pos="6480"/>
+        </w:tabs>
+        <w:ind w:left="6480" w:hanging="360"/>
+      </w:pPr>
+      <w:rPr>
+        <w:rFonts w:ascii="Wingdings" w:hAnsi="Wingdings" w:hint="default"/>
+        <w:sz w:val="20"/>
+      </w:rPr>
+    </w:lvl>
+  </w:abstractNum>
+  <w:abstractNum w:abstractNumId="3" w15:restartNumberingAfterBreak="0">
     <w:nsid w:val="49F34684"/>
     <w:multiLevelType w:val="multilevel"/>
     <w:tmpl w:val="D3923038"/>
@@ -927,7 +3086,7 @@
       </w:rPr>
     </w:lvl>
   </w:abstractNum>
-  <w:abstractNum w:abstractNumId="2" w15:restartNumberingAfterBreak="0">
+  <w:abstractNum w:abstractNumId="4" w15:restartNumberingAfterBreak="0">
     <w:nsid w:val="4DF578D3"/>
     <w:multiLevelType w:val="multilevel"/>
     <w:tmpl w:val="317E35C4"/>
@@ -1076,7 +3235,7 @@
       </w:rPr>
     </w:lvl>
   </w:abstractNum>
-  <w:abstractNum w:abstractNumId="3" w15:restartNumberingAfterBreak="0">
+  <w:abstractNum w:abstractNumId="5" w15:restartNumberingAfterBreak="0">
     <w:nsid w:val="4F0F350B"/>
     <w:multiLevelType w:val="multilevel"/>
     <w:tmpl w:val="6C3494D8"/>
@@ -1225,7 +3384,7 @@
       </w:rPr>
     </w:lvl>
   </w:abstractNum>
-  <w:abstractNum w:abstractNumId="4" w15:restartNumberingAfterBreak="0">
+  <w:abstractNum w:abstractNumId="6" w15:restartNumberingAfterBreak="0">
     <w:nsid w:val="65C73D23"/>
     <w:multiLevelType w:val="multilevel"/>
     <w:tmpl w:val="4C0AB20E"/>
@@ -1374,7 +3533,7 @@
       </w:rPr>
     </w:lvl>
   </w:abstractNum>
-  <w:abstractNum w:abstractNumId="5" w15:restartNumberingAfterBreak="0">
+  <w:abstractNum w:abstractNumId="7" w15:restartNumberingAfterBreak="0">
     <w:nsid w:val="6F2D5831"/>
     <w:multiLevelType w:val="multilevel"/>
     <w:tmpl w:val="0BB0CFBC"/>
@@ -1523,7 +3682,156 @@
       </w:rPr>
     </w:lvl>
   </w:abstractNum>
-  <w:abstractNum w:abstractNumId="6" w15:restartNumberingAfterBreak="0">
+  <w:abstractNum w:abstractNumId="8" w15:restartNumberingAfterBreak="0">
+    <w:nsid w:val="7BEA10A5"/>
+    <w:multiLevelType w:val="multilevel"/>
+    <w:tmpl w:val="8692F8AA"/>
+    <w:lvl w:ilvl="0">
+      <w:start w:val="1"/>
+      <w:numFmt w:val="bullet"/>
+      <w:lvlText w:val=""/>
+      <w:lvlJc w:val="left"/>
+      <w:pPr>
+        <w:tabs>
+          <w:tab w:val="num" w:pos="720"/>
+        </w:tabs>
+        <w:ind w:left="720" w:hanging="360"/>
+      </w:pPr>
+      <w:rPr>
+        <w:rFonts w:ascii="Symbol" w:hAnsi="Symbol" w:hint="default"/>
+        <w:sz w:val="20"/>
+      </w:rPr>
+    </w:lvl>
+    <w:lvl w:ilvl="1" w:tentative="1">
+      <w:start w:val="1"/>
+      <w:numFmt w:val="bullet"/>
+      <w:lvlText w:val="o"/>
+      <w:lvlJc w:val="left"/>
+      <w:pPr>
+        <w:tabs>
+          <w:tab w:val="num" w:pos="1440"/>
+        </w:tabs>
+        <w:ind w:left="1440" w:hanging="360"/>
+      </w:pPr>
+      <w:rPr>
+        <w:rFonts w:ascii="Courier New" w:hAnsi="Courier New" w:hint="default"/>
+        <w:sz w:val="20"/>
+      </w:rPr>
+    </w:lvl>
+    <w:lvl w:ilvl="2" w:tentative="1">
+      <w:start w:val="1"/>
+      <w:numFmt w:val="bullet"/>
+      <w:lvlText w:val=""/>
+      <w:lvlJc w:val="left"/>
+      <w:pPr>
+        <w:tabs>
+          <w:tab w:val="num" w:pos="2160"/>
+        </w:tabs>
+        <w:ind w:left="2160" w:hanging="360"/>
+      </w:pPr>
+      <w:rPr>
+        <w:rFonts w:ascii="Wingdings" w:hAnsi="Wingdings" w:hint="default"/>
+        <w:sz w:val="20"/>
+      </w:rPr>
+    </w:lvl>
+    <w:lvl w:ilvl="3" w:tentative="1">
+      <w:start w:val="1"/>
+      <w:numFmt w:val="bullet"/>
+      <w:lvlText w:val=""/>
+      <w:lvlJc w:val="left"/>
+      <w:pPr>
+        <w:tabs>
+          <w:tab w:val="num" w:pos="2880"/>
+        </w:tabs>
+        <w:ind w:left="2880" w:hanging="360"/>
+      </w:pPr>
+      <w:rPr>
+        <w:rFonts w:ascii="Wingdings" w:hAnsi="Wingdings" w:hint="default"/>
+        <w:sz w:val="20"/>
+      </w:rPr>
+    </w:lvl>
+    <w:lvl w:ilvl="4" w:tentative="1">
+      <w:start w:val="1"/>
+      <w:numFmt w:val="bullet"/>
+      <w:lvlText w:val=""/>
+      <w:lvlJc w:val="left"/>
+      <w:pPr>
+        <w:tabs>
+          <w:tab w:val="num" w:pos="3600"/>
+        </w:tabs>
+        <w:ind w:left="3600" w:hanging="360"/>
+      </w:pPr>
+      <w:rPr>
+        <w:rFonts w:ascii="Wingdings" w:hAnsi="Wingdings" w:hint="default"/>
+        <w:sz w:val="20"/>
+      </w:rPr>
+    </w:lvl>
+    <w:lvl w:ilvl="5" w:tentative="1">
+      <w:start w:val="1"/>
+      <w:numFmt w:val="bullet"/>
+      <w:lvlText w:val=""/>
+      <w:lvlJc w:val="left"/>
+      <w:pPr>
+        <w:tabs>
+          <w:tab w:val="num" w:pos="4320"/>
+        </w:tabs>
+        <w:ind w:left="4320" w:hanging="360"/>
+      </w:pPr>
+      <w:rPr>
+        <w:rFonts w:ascii="Wingdings" w:hAnsi="Wingdings" w:hint="default"/>
+        <w:sz w:val="20"/>
+      </w:rPr>
+    </w:lvl>
+    <w:lvl w:ilvl="6" w:tentative="1">
+      <w:start w:val="1"/>
+      <w:numFmt w:val="bullet"/>
+      <w:lvlText w:val=""/>
+      <w:lvlJc w:val="left"/>
+      <w:pPr>
+        <w:tabs>
+          <w:tab w:val="num" w:pos="5040"/>
+        </w:tabs>
+        <w:ind w:left="5040" w:hanging="360"/>
+      </w:pPr>
+      <w:rPr>
+        <w:rFonts w:ascii="Wingdings" w:hAnsi="Wingdings" w:hint="default"/>
+        <w:sz w:val="20"/>
+      </w:rPr>
+    </w:lvl>
+    <w:lvl w:ilvl="7" w:tentative="1">
+      <w:start w:val="1"/>
+      <w:numFmt w:val="bullet"/>
+      <w:lvlText w:val=""/>
+      <w:lvlJc w:val="left"/>
+      <w:pPr>
+        <w:tabs>
+          <w:tab w:val="num" w:pos="5760"/>
+        </w:tabs>
+        <w:ind w:left="5760" w:hanging="360"/>
+      </w:pPr>
+      <w:rPr>
+        <w:rFonts w:ascii="Wingdings" w:hAnsi="Wingdings" w:hint="default"/>
+        <w:sz w:val="20"/>
+      </w:rPr>
+    </w:lvl>
+    <w:lvl w:ilvl="8" w:tentative="1">
+      <w:start w:val="1"/>
+      <w:numFmt w:val="bullet"/>
+      <w:lvlText w:val=""/>
+      <w:lvlJc w:val="left"/>
+      <w:pPr>
+        <w:tabs>
+          <w:tab w:val="num" w:pos="6480"/>
+        </w:tabs>
+        <w:ind w:left="6480" w:hanging="360"/>
+      </w:pPr>
+      <w:rPr>
+        <w:rFonts w:ascii="Wingdings" w:hAnsi="Wingdings" w:hint="default"/>
+        <w:sz w:val="20"/>
+      </w:rPr>
+    </w:lvl>
+  </w:abstractNum>
+  <w:abstractNum w:abstractNumId="9" w15:restartNumberingAfterBreak="0">
     <w:nsid w:val="7BF83111"/>
     <w:multiLevelType w:val="multilevel"/>
     <w:tmpl w:val="0D6E80D2"/>
@@ -1672,7 +3980,7 @@
       </w:rPr>
     </w:lvl>
   </w:abstractNum>
-  <w:abstractNum w:abstractNumId="7" w15:restartNumberingAfterBreak="0">
+  <w:abstractNum w:abstractNumId="10" w15:restartNumberingAfterBreak="0">
     <w:nsid w:val="7DEB67EA"/>
     <w:multiLevelType w:val="multilevel"/>
     <w:tmpl w:val="726AEB4E"/>
@@ -1822,28 +4130,37 @@
     </w:lvl>
   </w:abstractNum>
   <w:num w:numId="1" w16cid:durableId="2033609662">
-    <w:abstractNumId w:val="2"/>
+    <w:abstractNumId w:val="4"/>
   </w:num>
   <w:num w:numId="2" w16cid:durableId="1532181087">
+    <w:abstractNumId w:val="1"/>
+  </w:num>
+  <w:num w:numId="3" w16cid:durableId="1024669023">
+    <w:abstractNumId w:val="9"/>
+  </w:num>
+  <w:num w:numId="4" w16cid:durableId="462383910">
+    <w:abstractNumId w:val="3"/>
+  </w:num>
+  <w:num w:numId="5" w16cid:durableId="723676703">
+    <w:abstractNumId w:val="6"/>
+  </w:num>
+  <w:num w:numId="6" w16cid:durableId="177088906">
+    <w:abstractNumId w:val="7"/>
+  </w:num>
+  <w:num w:numId="7" w16cid:durableId="1562136257">
+    <w:abstractNumId w:val="5"/>
+  </w:num>
+  <w:num w:numId="8" w16cid:durableId="1294630053">
+    <w:abstractNumId w:val="10"/>
+  </w:num>
+  <w:num w:numId="9" w16cid:durableId="726103148">
+    <w:abstractNumId w:val="8"/>
+  </w:num>
+  <w:num w:numId="10" w16cid:durableId="676467514">
     <w:abstractNumId w:val="0"/>
   </w:num>
-  <w:num w:numId="3" w16cid:durableId="1024669023">
-    <w:abstractNumId w:val="6"/>
-  </w:num>
-  <w:num w:numId="4" w16cid:durableId="462383910">
-    <w:abstractNumId w:val="1"/>
-  </w:num>
-  <w:num w:numId="5" w16cid:durableId="723676703">
-    <w:abstractNumId w:val="4"/>
-  </w:num>
-  <w:num w:numId="6" w16cid:durableId="177088906">
-    <w:abstractNumId w:val="5"/>
-  </w:num>
-  <w:num w:numId="7" w16cid:durableId="1562136257">
-    <w:abstractNumId w:val="3"/>
-  </w:num>
-  <w:num w:numId="8" w16cid:durableId="1294630053">
-    <w:abstractNumId w:val="7"/>
+  <w:num w:numId="11" w16cid:durableId="807434490">
+    <w:abstractNumId w:val="2"/>
   </w:num>
 </w:numbering>
 </file>
@@ -2299,7 +4616,6 @@
     <w:next w:val="Normal"/>
     <w:link w:val="Heading3Char"/>
     <w:uiPriority w:val="9"/>
-    <w:semiHidden/>
     <w:unhideWhenUsed/>
     <w:qFormat/>
     <w:rsid w:val="00A1081B"/>
@@ -2506,7 +4822,6 @@
     <w:basedOn w:val="DefaultParagraphFont"/>
     <w:link w:val="Heading3"/>
     <w:uiPriority w:val="9"/>
-    <w:semiHidden/>
     <w:rsid w:val="00A1081B"/>
     <w:rPr>
       <w:rFonts w:eastAsiaTheme="majorEastAsia" w:cstheme="majorBidi"/>
@@ -2762,6 +5077,22 @@
       <w:smallCaps/>
       <w:color w:val="0F4761" w:themeColor="accent1" w:themeShade="BF"/>
       <w:spacing w:val="5"/>
+    </w:rPr>
+  </w:style>
+  <w:style w:type="paragraph" w:styleId="NormalWeb">
+    <w:name w:val="Normal (Web)"/>
+    <w:basedOn w:val="Normal"/>
+    <w:uiPriority w:val="99"/>
+    <w:semiHidden/>
+    <w:unhideWhenUsed/>
+    <w:rsid w:val="00E058FA"/>
+    <w:pPr>
+      <w:spacing w:before="100" w:beforeAutospacing="1" w:after="100" w:afterAutospacing="1" w:line="240" w:lineRule="auto"/>
+    </w:pPr>
+    <w:rPr>
+      <w:rFonts w:ascii="Times New Roman" w:eastAsia="Times New Roman" w:hAnsi="Times New Roman" w:cs="Times New Roman"/>
+      <w:kern w:val="0"/>
+      <w14:ligatures w14:val="none"/>
     </w:rPr>
   </w:style>
 </w:styles>
